--- a/tillsyn/A 26931-2026 tillsynsbegäran.docx
+++ b/tillsyn/A 26931-2026 tillsynsbegäran.docx
@@ -293,7 +293,7 @@
     <w:r>
       <w:tab/>
       <w:tab/>
-      <w:t>2026-06-13</w:t>
+      <w:t>2026-06-14</w:t>
       <w:br/>
       <w:br/>
     </w:r>

--- a/tillsyn/A 26931-2026 tillsynsbegäran.docx
+++ b/tillsyn/A 26931-2026 tillsynsbegäran.docx
@@ -293,7 +293,7 @@
     <w:r>
       <w:tab/>
       <w:tab/>
-      <w:t>2026-06-15</w:t>
+      <w:t>2026-06-16</w:t>
       <w:br/>
       <w:br/>
     </w:r>

--- a/tillsyn/A 26931-2026 tillsynsbegäran.docx
+++ b/tillsyn/A 26931-2026 tillsynsbegäran.docx
@@ -293,7 +293,7 @@
     <w:r>
       <w:tab/>
       <w:tab/>
-      <w:t>2026-06-16</w:t>
+      <w:t>2026-06-17</w:t>
       <w:br/>
       <w:br/>
     </w:r>

--- a/tillsyn/A 26931-2026 tillsynsbegäran.docx
+++ b/tillsyn/A 26931-2026 tillsynsbegäran.docx
@@ -1,6 +1,6 @@
 
 <file path=word/document.xml><?xml version="1.0" encoding="utf-8"?>
-<w:document xmlns:wpc="http://schemas.microsoft.com/office/word/2010/wordprocessingCanvas" xmlns:cx="http://schemas.microsoft.com/office/drawing/2014/chartex" xmlns:cx1="http://schemas.microsoft.com/office/drawing/2015/9/8/chartex" xmlns:cx2="http://schemas.microsoft.com/office/drawing/2015/10/21/chartex" xmlns:cx3="http://schemas.microsoft.com/office/drawing/2016/5/9/chartex" xmlns:cx4="http://schemas.microsoft.com/office/drawing/2016/5/10/chartex" xmlns:cx5="http://schemas.microsoft.com/office/drawing/2016/5/11/chartex" xmlns:cx6="http://schemas.microsoft.com/office/drawing/2016/5/12/chartex" xmlns:cx7="http://schemas.microsoft.com/office/drawing/2016/5/13/chartex" xmlns:cx8="http://schemas.microsoft.com/office/drawing/2016/5/14/chartex" xmlns:mc="http://schemas.openxmlformats.org/markup-compatibility/2006" xmlns:aink="http://schemas.microsoft.com/office/drawing/2016/ink" xmlns:am3d="http://schemas.microsoft.com/office/drawing/2017/model3d" xmlns:o="urn:schemas-microsoft-com:office:office" xmlns:oel="http://schemas.microsoft.com/office/2019/extlst" xmlns:r="http://schemas.openxmlformats.org/officeDocument/2006/relationships" xmlns:m="http://schemas.openxmlformats.org/officeDocument/2006/math" xmlns:v="urn:schemas-microsoft-com:vml" xmlns:wp14="http://schemas.microsoft.com/office/word/2010/wordprocessingDrawing" xmlns:wp="http://schemas.openxmlformats.org/drawingml/2006/wordprocessingDrawing" xmlns:w10="urn:schemas-microsoft-com:office:word" xmlns:w="http://schemas.openxmlformats.org/wordprocessingml/2006/main" xmlns:w14="http://schemas.microsoft.com/office/word/2010/wordml" xmlns:w15="http://schemas.microsoft.com/office/word/2012/wordml" xmlns:w16cex="http://schemas.microsoft.com/office/word/2018/wordml/cex" xmlns:w16cid="http://schemas.microsoft.com/office/word/2016/wordml/cid" xmlns:w16="http://schemas.microsoft.com/office/word/2018/wordml" xmlns:w16sdtdh="http://schemas.microsoft.com/office/word/2020/wordml/sdtdatahash" xmlns:w16se="http://schemas.microsoft.com/office/word/2015/wordml/symex" xmlns:wpg="http://schemas.microsoft.com/office/word/2010/wordprocessingGroup" xmlns:wpi="http://schemas.microsoft.com/office/word/2010/wordprocessingInk" xmlns:wne="http://schemas.microsoft.com/office/word/2006/wordml" xmlns:wps="http://schemas.microsoft.com/office/word/2010/wordprocessingShape" mc:Ignorable="w14 w15 w16se w16cid w16 w16cex w16sdtdh wp14">
+<w:document xmlns:wpc="http://schemas.microsoft.com/office/word/2010/wordprocessingCanvas" xmlns:cx="http://schemas.microsoft.com/office/drawing/2014/chartex" xmlns:cx1="http://schemas.microsoft.com/office/drawing/2015/9/8/chartex" xmlns:cx2="http://schemas.microsoft.com/office/drawing/2015/10/21/chartex" xmlns:cx3="http://schemas.microsoft.com/office/drawing/2016/5/9/chartex" xmlns:cx4="http://schemas.microsoft.com/office/drawing/2016/5/10/chartex" xmlns:cx5="http://schemas.microsoft.com/office/drawing/2016/5/11/chartex" xmlns:cx6="http://schemas.microsoft.com/office/drawing/2016/5/12/chartex" xmlns:cx7="http://schemas.microsoft.com/office/drawing/2016/5/13/chartex" xmlns:cx8="http://schemas.microsoft.com/office/drawing/2016/5/14/chartex" xmlns:mc="http://schemas.openxmlformats.org/markup-compatibility/2006" xmlns:aink="http://schemas.microsoft.com/office/drawing/2016/ink" xmlns:am3d="http://schemas.microsoft.com/office/drawing/2017/model3d" xmlns:o="urn:schemas-microsoft-com:office:office" xmlns:oel="http://schemas.microsoft.com/office/2019/extlst" xmlns:r="http://schemas.openxmlformats.org/officeDocument/2006/relationships" xmlns:m="http://schemas.openxmlformats.org/officeDocument/2006/math" xmlns:v="urn:schemas-microsoft-com:vml" xmlns:wp14="http://schemas.microsoft.com/office/word/2010/wordprocessingDrawing" xmlns:wp="http://schemas.openxmlformats.org/drawingml/2006/wordprocessingDrawing" xmlns:w10="urn:schemas-microsoft-com:office:word" xmlns:w="http://schemas.openxmlformats.org/wordprocessingml/2006/main" xmlns:w14="http://schemas.microsoft.com/office/word/2010/wordml" xmlns:w15="http://schemas.microsoft.com/office/word/2012/wordml" xmlns:w16cex="http://schemas.microsoft.com/office/word/2018/wordml/cex" xmlns:w16cid="http://schemas.microsoft.com/office/word/2016/wordml/cid" xmlns:w16="http://schemas.microsoft.com/office/word/2018/wordml" xmlns:w16du="http://schemas.microsoft.com/office/word/2023/wordml/word16du" xmlns:w16sdtdh="http://schemas.microsoft.com/office/word/2020/wordml/sdtdatahash" xmlns:w16sdtfl="http://schemas.microsoft.com/office/word/2024/wordml/sdtformatlock" xmlns:w16se="http://schemas.microsoft.com/office/word/2015/wordml/symex" xmlns:wpg="http://schemas.microsoft.com/office/word/2010/wordprocessingGroup" xmlns:wpi="http://schemas.microsoft.com/office/word/2010/wordprocessingInk" xmlns:wne="http://schemas.microsoft.com/office/word/2006/wordml" xmlns:wps="http://schemas.microsoft.com/office/word/2010/wordprocessingShape" mc:Ignorable="w14 w15 w16se w16cid w16 w16cex w16sdtdh w16sdtfl w16du wp14">
   <w:body>
     <w:p>
       <w:pPr>
@@ -12,35 +12,10 @@
     </w:p>
     <w:p>
       <w:r>
-        <w:t>Detta dokument behandlar höga naturvärden i avverkningsanmälan A 26931-2026 i Söderköpings kommun. Denna avverkningsanmälan inkom 2026-06-12 12:58:50 och omfattar 1,2 ha.</w:t>
+        <w:t>Detta dokument behandlar höga naturvärden i avverkningsanmälan A 26931-2026 i Söderköpings kommun som inkom 2026-06-12 och omfattar 1,2 ha.</w:t>
       </w:r>
-    </w:p>
-    <w:p>
       <w:r>
-        <w:t>Vi begär härmed att Skogsstyrelsen fattar beslut enligt miljöbalken som säkerställer att skogens höga naturvärden bevaras samt säkerställer att EU-lagstiftning efterlevs och att artskyddsbrott förhindras. Vi önskar även ta del av de ställningstaganden och beslut som myndigheterna meddelar till följd av aktuell avverkningsanmälan och föreningens inlaga (se 34 § förvaltningslagen).</w:t>
-      </w:r>
-    </w:p>
-    <w:p>
-      <w:r>
-        <w:t>Nedan beskrivs fynd av naturvårdsarter och fridlysta arter som gjorts i det avverkningsanmälda området.</w:t>
-      </w:r>
-    </w:p>
-    <w:p>
-      <w:pPr>
-        <w:pStyle w:val="Heading1"/>
-      </w:pPr>
-      <w:r>
-        <w:t>Naturvårdsarter</w:t>
-      </w:r>
-    </w:p>
-    <w:p>
-      <w:r>
-        <w:t>I avverkningsanmälan har följande 6 naturvårdsarter hittats: kandelabersvamp (NT), persiljespindling (NT), björksplintborre (S), noshornsoxe (S), rävticka (S) och vanlig padda (§6). Av dessa är 2 rödlistade. För rödlistade arter har rödlistekategorin angivits inom parentes. Arter som är signalarter enligt Skogsstyrelsen har markerats med (S). För fridlysta arter anges även paragrafen i Artskyddsförordningen som arten är fridlyst enligt.</w:t>
-      </w:r>
-    </w:p>
-    <w:p>
-      <w:r>
-        <w:t>De påträffade naturvårdsarterna är ett tydligt kvitto på att detta rör sig om en skog med höga naturvärden. I Figur 1 visas en karta över det avverkningsanmälda området, där samtliga fyndplatser för naturvårdsarter som finns registrerade på Artportalen har markerats.</w:t>
+        <w:t xml:space="preserve"> I Figur 1 visas fyndplatser för naturvårdsarter i området, som finns registrerade på Artportalen.</w:t>
       </w:r>
     </w:p>
     <w:p>
@@ -50,7 +25,7 @@
       <w:r>
         <w:drawing>
           <wp:inline xmlns:a="http://schemas.openxmlformats.org/drawingml/2006/main" xmlns:pic="http://schemas.openxmlformats.org/drawingml/2006/picture">
-            <wp:extent cx="5486400" cy="6414159"/>
+            <wp:extent cx="5082061" cy="5688000"/>
             <wp:docPr id="1" name="Picture 1"/>
             <wp:cNvGraphicFramePr>
               <a:graphicFrameLocks noChangeAspect="1"/>
@@ -71,7 +46,7 @@
                   <pic:spPr>
                     <a:xfrm>
                       <a:off x="0" y="0"/>
-                      <a:ext cx="5486400" cy="6414159"/>
+                      <a:ext cx="5082061" cy="5688000"/>
                     </a:xfrm>
                     <a:prstGeom prst="rect"/>
                   </pic:spPr>
@@ -85,9 +60,64 @@
     <w:p>
       <w:pPr>
         <w:pStyle w:val="Caption"/>
+        <w:spacing w:after="240"/>
       </w:pPr>
       <w:r>
-        <w:t>Figur 1. Fyndplatser för naturvårdsarter i det avverkningsanmälda området (röd linje). Markörer utan svart kant är placerade på fyndplatsen. Markörer med svart kant är placerade vid sidan av fyndplatsen och har ett svart streck som visar fyndplatsens exakta position. Kartans mittpunktskoordinat är N 6479132, E 570085 i SWEREF 99 TM.</w:t>
+        <w:t>Figur 1. Fyndplatser för naturvårdsarter i och inom 24 meter från avverkningsanmälan (röd linje). Inom parentes anges rödlistekategorier, S för signalarter, Tför typiska arter och fridlysningsparagrafer i artskyddsförordningen.Markörer utan svart kant är placerade på fyndplatsen. Markörer med svart kant är placerade vid sidan av fyndplatsen och har ett svart streck som visar fyndplatsens exakta position. Kartans mittpunktskoordinat är N 6479132, E 570085 i SWEREF 99 TM.</w:t>
+      </w:r>
+    </w:p>
+    <w:p>
+      <w:r>
+        <w:t>Vi begär härmed att Skogsstyrelsen fattar beslut enligt miljöbalken som säkerställer att skogens höga naturvärden bevaras samt att EU-lagstiftning efterlevs och att artskyddsbrott förhindras.</w:t>
+      </w:r>
+    </w:p>
+    <w:p>
+      <w:r>
+        <w:t>Vi önskar även ta del av de ställningstaganden och beslut som myndigheten meddelar till följd av aktuell avverkningsanmälan och föreningens inlaga (se 34 § förvaltningslagen).</w:t>
+      </w:r>
+    </w:p>
+    <w:p>
+      <w:r>
+        <w:t>Nedan beskrivs fynd av naturvårdsarter och fridlysta arter som gjorts i det avverkningsanmälda området.</w:t>
+      </w:r>
+    </w:p>
+    <w:p>
+      <w:pPr>
+        <w:pStyle w:val="Heading1"/>
+      </w:pPr>
+      <w:r>
+        <w:t>Naturvårdsarter</w:t>
+      </w:r>
+    </w:p>
+    <w:p>
+      <w:r>
+        <w:t>I och inom 24 meter från avverkningsanmälan har följande 10 naturvårdsarter hittats: gyllensopp (VU), gullklubba (NT), kandelabersvamp (NT, T), persiljespindling (NT), svart skogssnigel (NT), björksplintborre (S), noshornsoxe (S), rävticka (S, T), vanlig groda (§6) och vanlig padda (§6). Av dessa är 5 rödlistade. För rödlistade arter har rödlistekategorin angivits inom parentes. Arter som är signalarter enligt Skogsstyrelsen har markerats med (S). Typiska arter inom Natura 2000 som är kopplade till skogsekosystem har markerats med (T). För fridlysta arter anges även paragrafen i Artskyddsförordningen som arten är fridlyst enligt.</w:t>
+      </w:r>
+    </w:p>
+    <w:p>
+      <w:r>
+        <w:t>De påträffade naturvårdsarterna är ett tydligt kvitto på att det rör sig om en skog med höga naturvärden.</w:t>
+      </w:r>
+    </w:p>
+    <w:p>
+      <w:pPr>
+        <w:pStyle w:val="Heading2"/>
+      </w:pPr>
+      <w:r>
+        <w:t>Fridlysta arter</w:t>
+      </w:r>
+    </w:p>
+    <w:p>
+      <w:r>
+        <w:t>Följande fridlysta arter har sina livsmiljöer och växtplatser i den avverkningsanmälda skogen: vanlig groda (§6) och vanlig padda (§6).</w:t>
+      </w:r>
+    </w:p>
+    <w:p>
+      <w:pPr>
+        <w:pStyle w:val="Heading2"/>
+      </w:pPr>
+      <w:r>
+        <w:t>Övriga naturvårdsarter</w:t>
       </w:r>
     </w:p>
     <w:p>
@@ -99,6 +129,28 @@
       </w:r>
       <w:r>
         <w:t>är en skalbagge vars larvutveckling sker i bark på nyligen döda björkar, både stående träd och vindfällen. En prydlig rad med runda ventilationshål i barken ovanför modergången är synnerligen karaktäristiskt. Arten är knuten till lövrika blandskogar med en hög andel gamla träd, och starkt gynnad av naturliga störningar som torka, översvämningar, brand och stormfällningar. Talrika gnagspår kan tyda på biotoper med höga naturvärden, exempelvis för ovanliga hackspettar och andra, mer sällsynta vedinsekter. Larverna är omtyckt hackspettsföda (SLU Artdatabanken, 2025).</w:t>
+      </w:r>
+    </w:p>
+    <w:p>
+      <w:r>
+        <w:rPr>
+          <w:b/>
+        </w:rPr>
+        <w:t xml:space="preserve">Gullklubba (NT) </w:t>
+      </w:r>
+      <w:r>
+        <w:t>är en liten gelésvamp med mycket exklusiva substratkrav. Den är nedbrytare på grov, gammal ved av ek, oftast på barklösa högstubbar och liggande stammar i ädellövskog, helst ljusöppen ekskog med inslag av mycket gamla träd. Borttagande av värdträd och andra fallna grova ekar på växtplatsen utgör det främsta hotet. Arten hotas på sikt av att olikåldriga bestånd av ek i hagmarks- och skogsmiljö avverkas och/eller förtätas på grund av upphörd hävd (SLU Artdatabanken, 2025).</w:t>
+      </w:r>
+    </w:p>
+    <w:p>
+      <w:r>
+        <w:rPr>
+          <w:b/>
+        </w:rPr>
+        <w:t xml:space="preserve">Gyllensopp (VU) </w:t>
+      </w:r>
+      <w:r>
+        <w:t>är en värmekrävande art som bildar mykorrhiza med ek i gläntor, bryn och gles ekskog, gärna i betade ekhagar liksom med bok i bokskogar med lång kontinuitet. Troligen är den kalkgynnad. Avverkning av värdträd samt nedläggning av bete med åtföljande igenväxning är negativt för arten. Ekskogar och ekhagar får inte avverkas eller tillåtas att växa igen eller planteras med barrskog (SLU Artdatabanken, 2024).</w:t>
       </w:r>
     </w:p>
     <w:p>
@@ -152,19 +204,6 @@
         <w:t>(SLU Artdatabanken, 2025).</w:t>
       </w:r>
     </w:p>
-    <w:p>
-      <w:pPr>
-        <w:pStyle w:val="Heading1"/>
-      </w:pPr>
-      <w:r>
-        <w:t>Fridlysta arter</w:t>
-      </w:r>
-    </w:p>
-    <w:p>
-      <w:r>
-        <w:t>Följande fridlysta arter har sina livsmiljöer och växtplatser i den avverkningsanmälda skogen: vanlig padda (§6).</w:t>
-      </w:r>
-    </w:p>
     <w:sectPr>
       <w:headerReference w:type="even" r:id="rId8"/>
       <w:headerReference w:type="default" r:id="rId9"/>
@@ -183,7 +222,7 @@
 </file>
 
 <file path=word/endnotes.xml><?xml version="1.0" encoding="utf-8"?>
-<w:endnotes xmlns:wpc="http://schemas.microsoft.com/office/word/2010/wordprocessingCanvas" xmlns:cx="http://schemas.microsoft.com/office/drawing/2014/chartex" xmlns:cx1="http://schemas.microsoft.com/office/drawing/2015/9/8/chartex" xmlns:cx2="http://schemas.microsoft.com/office/drawing/2015/10/21/chartex" xmlns:cx3="http://schemas.microsoft.com/office/drawing/2016/5/9/chartex" xmlns:cx4="http://schemas.microsoft.com/office/drawing/2016/5/10/chartex" xmlns:cx5="http://schemas.microsoft.com/office/drawing/2016/5/11/chartex" xmlns:cx6="http://schemas.microsoft.com/office/drawing/2016/5/12/chartex" xmlns:cx7="http://schemas.microsoft.com/office/drawing/2016/5/13/chartex" xmlns:cx8="http://schemas.microsoft.com/office/drawing/2016/5/14/chartex" xmlns:mc="http://schemas.openxmlformats.org/markup-compatibility/2006" xmlns:aink="http://schemas.microsoft.com/office/drawing/2016/ink" xmlns:am3d="http://schemas.microsoft.com/office/drawing/2017/model3d" xmlns:o="urn:schemas-microsoft-com:office:office" xmlns:oel="http://schemas.microsoft.com/office/2019/extlst" xmlns:r="http://schemas.openxmlformats.org/officeDocument/2006/relationships" xmlns:m="http://schemas.openxmlformats.org/officeDocument/2006/math" xmlns:v="urn:schemas-microsoft-com:vml" xmlns:wp14="http://schemas.microsoft.com/office/word/2010/wordprocessingDrawing" xmlns:wp="http://schemas.openxmlformats.org/drawingml/2006/wordprocessingDrawing" xmlns:w10="urn:schemas-microsoft-com:office:word" xmlns:w="http://schemas.openxmlformats.org/wordprocessingml/2006/main" xmlns:w14="http://schemas.microsoft.com/office/word/2010/wordml" xmlns:w15="http://schemas.microsoft.com/office/word/2012/wordml" xmlns:w16cex="http://schemas.microsoft.com/office/word/2018/wordml/cex" xmlns:w16cid="http://schemas.microsoft.com/office/word/2016/wordml/cid" xmlns:w16="http://schemas.microsoft.com/office/word/2018/wordml" xmlns:w16sdtdh="http://schemas.microsoft.com/office/word/2020/wordml/sdtdatahash" xmlns:w16se="http://schemas.microsoft.com/office/word/2015/wordml/symex" xmlns:wpg="http://schemas.microsoft.com/office/word/2010/wordprocessingGroup" xmlns:wpi="http://schemas.microsoft.com/office/word/2010/wordprocessingInk" xmlns:wne="http://schemas.microsoft.com/office/word/2006/wordml" xmlns:wps="http://schemas.microsoft.com/office/word/2010/wordprocessingShape" mc:Ignorable="w14 w15 w16se w16cid w16 w16cex w16sdtdh wp14">
+<w:endnotes xmlns:wpc="http://schemas.microsoft.com/office/word/2010/wordprocessingCanvas" xmlns:cx="http://schemas.microsoft.com/office/drawing/2014/chartex" xmlns:cx1="http://schemas.microsoft.com/office/drawing/2015/9/8/chartex" xmlns:cx2="http://schemas.microsoft.com/office/drawing/2015/10/21/chartex" xmlns:cx3="http://schemas.microsoft.com/office/drawing/2016/5/9/chartex" xmlns:cx4="http://schemas.microsoft.com/office/drawing/2016/5/10/chartex" xmlns:cx5="http://schemas.microsoft.com/office/drawing/2016/5/11/chartex" xmlns:cx6="http://schemas.microsoft.com/office/drawing/2016/5/12/chartex" xmlns:cx7="http://schemas.microsoft.com/office/drawing/2016/5/13/chartex" xmlns:cx8="http://schemas.microsoft.com/office/drawing/2016/5/14/chartex" xmlns:mc="http://schemas.openxmlformats.org/markup-compatibility/2006" xmlns:aink="http://schemas.microsoft.com/office/drawing/2016/ink" xmlns:am3d="http://schemas.microsoft.com/office/drawing/2017/model3d" xmlns:o="urn:schemas-microsoft-com:office:office" xmlns:oel="http://schemas.microsoft.com/office/2019/extlst" xmlns:r="http://schemas.openxmlformats.org/officeDocument/2006/relationships" xmlns:m="http://schemas.openxmlformats.org/officeDocument/2006/math" xmlns:v="urn:schemas-microsoft-com:vml" xmlns:wp14="http://schemas.microsoft.com/office/word/2010/wordprocessingDrawing" xmlns:wp="http://schemas.openxmlformats.org/drawingml/2006/wordprocessingDrawing" xmlns:w10="urn:schemas-microsoft-com:office:word" xmlns:w="http://schemas.openxmlformats.org/wordprocessingml/2006/main" xmlns:w14="http://schemas.microsoft.com/office/word/2010/wordml" xmlns:w15="http://schemas.microsoft.com/office/word/2012/wordml" xmlns:w16cex="http://schemas.microsoft.com/office/word/2018/wordml/cex" xmlns:w16cid="http://schemas.microsoft.com/office/word/2016/wordml/cid" xmlns:w16="http://schemas.microsoft.com/office/word/2018/wordml" xmlns:w16du="http://schemas.microsoft.com/office/word/2023/wordml/word16du" xmlns:w16sdtdh="http://schemas.microsoft.com/office/word/2020/wordml/sdtdatahash" xmlns:w16sdtfl="http://schemas.microsoft.com/office/word/2024/wordml/sdtformatlock" xmlns:w16se="http://schemas.microsoft.com/office/word/2015/wordml/symex" xmlns:wpg="http://schemas.microsoft.com/office/word/2010/wordprocessingGroup" xmlns:wpi="http://schemas.microsoft.com/office/word/2010/wordprocessingInk" xmlns:wne="http://schemas.microsoft.com/office/word/2006/wordml" xmlns:wps="http://schemas.microsoft.com/office/word/2010/wordprocessingShape" mc:Ignorable="w14 w15 w16se w16cid w16 w16cex w16sdtdh w16sdtfl w16du wp14">
   <w:endnote w:type="separator" w:id="-1">
     <w:p>
       <w:pPr>
@@ -208,7 +247,7 @@
 </file>
 
 <file path=word/footer1.xml><?xml version="1.0" encoding="utf-8"?>
-<w:ftr xmlns:wpc="http://schemas.microsoft.com/office/word/2010/wordprocessingCanvas" xmlns:cx="http://schemas.microsoft.com/office/drawing/2014/chartex" xmlns:cx1="http://schemas.microsoft.com/office/drawing/2015/9/8/chartex" xmlns:cx2="http://schemas.microsoft.com/office/drawing/2015/10/21/chartex" xmlns:cx3="http://schemas.microsoft.com/office/drawing/2016/5/9/chartex" xmlns:cx4="http://schemas.microsoft.com/office/drawing/2016/5/10/chartex" xmlns:cx5="http://schemas.microsoft.com/office/drawing/2016/5/11/chartex" xmlns:cx6="http://schemas.microsoft.com/office/drawing/2016/5/12/chartex" xmlns:cx7="http://schemas.microsoft.com/office/drawing/2016/5/13/chartex" xmlns:cx8="http://schemas.microsoft.com/office/drawing/2016/5/14/chartex" xmlns:mc="http://schemas.openxmlformats.org/markup-compatibility/2006" xmlns:aink="http://schemas.microsoft.com/office/drawing/2016/ink" xmlns:am3d="http://schemas.microsoft.com/office/drawing/2017/model3d" xmlns:o="urn:schemas-microsoft-com:office:office" xmlns:oel="http://schemas.microsoft.com/office/2019/extlst" xmlns:r="http://schemas.openxmlformats.org/officeDocument/2006/relationships" xmlns:m="http://schemas.openxmlformats.org/officeDocument/2006/math" xmlns:v="urn:schemas-microsoft-com:vml" xmlns:wp14="http://schemas.microsoft.com/office/word/2010/wordprocessingDrawing" xmlns:wp="http://schemas.openxmlformats.org/drawingml/2006/wordprocessingDrawing" xmlns:w10="urn:schemas-microsoft-com:office:word" xmlns:w="http://schemas.openxmlformats.org/wordprocessingml/2006/main" xmlns:w14="http://schemas.microsoft.com/office/word/2010/wordml" xmlns:w15="http://schemas.microsoft.com/office/word/2012/wordml" xmlns:w16cex="http://schemas.microsoft.com/office/word/2018/wordml/cex" xmlns:w16cid="http://schemas.microsoft.com/office/word/2016/wordml/cid" xmlns:w16="http://schemas.microsoft.com/office/word/2018/wordml" xmlns:w16sdtdh="http://schemas.microsoft.com/office/word/2020/wordml/sdtdatahash" xmlns:w16se="http://schemas.microsoft.com/office/word/2015/wordml/symex" xmlns:wpg="http://schemas.microsoft.com/office/word/2010/wordprocessingGroup" xmlns:wpi="http://schemas.microsoft.com/office/word/2010/wordprocessingInk" xmlns:wne="http://schemas.microsoft.com/office/word/2006/wordml" xmlns:wps="http://schemas.microsoft.com/office/word/2010/wordprocessingShape" mc:Ignorable="w14 w15 w16se w16cid w16 w16cex w16sdtdh wp14">
+<w:ftr xmlns:wpc="http://schemas.microsoft.com/office/word/2010/wordprocessingCanvas" xmlns:cx="http://schemas.microsoft.com/office/drawing/2014/chartex" xmlns:cx1="http://schemas.microsoft.com/office/drawing/2015/9/8/chartex" xmlns:cx2="http://schemas.microsoft.com/office/drawing/2015/10/21/chartex" xmlns:cx3="http://schemas.microsoft.com/office/drawing/2016/5/9/chartex" xmlns:cx4="http://schemas.microsoft.com/office/drawing/2016/5/10/chartex" xmlns:cx5="http://schemas.microsoft.com/office/drawing/2016/5/11/chartex" xmlns:cx6="http://schemas.microsoft.com/office/drawing/2016/5/12/chartex" xmlns:cx7="http://schemas.microsoft.com/office/drawing/2016/5/13/chartex" xmlns:cx8="http://schemas.microsoft.com/office/drawing/2016/5/14/chartex" xmlns:mc="http://schemas.openxmlformats.org/markup-compatibility/2006" xmlns:aink="http://schemas.microsoft.com/office/drawing/2016/ink" xmlns:am3d="http://schemas.microsoft.com/office/drawing/2017/model3d" xmlns:o="urn:schemas-microsoft-com:office:office" xmlns:oel="http://schemas.microsoft.com/office/2019/extlst" xmlns:r="http://schemas.openxmlformats.org/officeDocument/2006/relationships" xmlns:m="http://schemas.openxmlformats.org/officeDocument/2006/math" xmlns:v="urn:schemas-microsoft-com:vml" xmlns:wp14="http://schemas.microsoft.com/office/word/2010/wordprocessingDrawing" xmlns:wp="http://schemas.openxmlformats.org/drawingml/2006/wordprocessingDrawing" xmlns:w10="urn:schemas-microsoft-com:office:word" xmlns:w="http://schemas.openxmlformats.org/wordprocessingml/2006/main" xmlns:w14="http://schemas.microsoft.com/office/word/2010/wordml" xmlns:w15="http://schemas.microsoft.com/office/word/2012/wordml" xmlns:w16cex="http://schemas.microsoft.com/office/word/2018/wordml/cex" xmlns:w16cid="http://schemas.microsoft.com/office/word/2016/wordml/cid" xmlns:w16="http://schemas.microsoft.com/office/word/2018/wordml" xmlns:w16du="http://schemas.microsoft.com/office/word/2023/wordml/word16du" xmlns:w16sdtdh="http://schemas.microsoft.com/office/word/2020/wordml/sdtdatahash" xmlns:w16sdtfl="http://schemas.microsoft.com/office/word/2024/wordml/sdtformatlock" xmlns:w16se="http://schemas.microsoft.com/office/word/2015/wordml/symex" xmlns:wpg="http://schemas.microsoft.com/office/word/2010/wordprocessingGroup" xmlns:wpi="http://schemas.microsoft.com/office/word/2010/wordprocessingInk" xmlns:wne="http://schemas.microsoft.com/office/word/2006/wordml" xmlns:wps="http://schemas.microsoft.com/office/word/2010/wordprocessingShape" mc:Ignorable="w14 w15 w16se w16cid w16 w16cex w16sdtdh w16sdtfl w16du wp14">
   <w:p>
     <w:pPr>
       <w:pStyle w:val="Footer"/>
@@ -218,7 +257,7 @@
 </file>
 
 <file path=word/footer2.xml><?xml version="1.0" encoding="utf-8"?>
-<w:ftr xmlns:wpc="http://schemas.microsoft.com/office/word/2010/wordprocessingCanvas" xmlns:cx="http://schemas.microsoft.com/office/drawing/2014/chartex" xmlns:cx1="http://schemas.microsoft.com/office/drawing/2015/9/8/chartex" xmlns:cx2="http://schemas.microsoft.com/office/drawing/2015/10/21/chartex" xmlns:cx3="http://schemas.microsoft.com/office/drawing/2016/5/9/chartex" xmlns:cx4="http://schemas.microsoft.com/office/drawing/2016/5/10/chartex" xmlns:cx5="http://schemas.microsoft.com/office/drawing/2016/5/11/chartex" xmlns:cx6="http://schemas.microsoft.com/office/drawing/2016/5/12/chartex" xmlns:cx7="http://schemas.microsoft.com/office/drawing/2016/5/13/chartex" xmlns:cx8="http://schemas.microsoft.com/office/drawing/2016/5/14/chartex" xmlns:mc="http://schemas.openxmlformats.org/markup-compatibility/2006" xmlns:aink="http://schemas.microsoft.com/office/drawing/2016/ink" xmlns:am3d="http://schemas.microsoft.com/office/drawing/2017/model3d" xmlns:o="urn:schemas-microsoft-com:office:office" xmlns:oel="http://schemas.microsoft.com/office/2019/extlst" xmlns:r="http://schemas.openxmlformats.org/officeDocument/2006/relationships" xmlns:m="http://schemas.openxmlformats.org/officeDocument/2006/math" xmlns:v="urn:schemas-microsoft-com:vml" xmlns:wp14="http://schemas.microsoft.com/office/word/2010/wordprocessingDrawing" xmlns:wp="http://schemas.openxmlformats.org/drawingml/2006/wordprocessingDrawing" xmlns:w10="urn:schemas-microsoft-com:office:word" xmlns:w="http://schemas.openxmlformats.org/wordprocessingml/2006/main" xmlns:w14="http://schemas.microsoft.com/office/word/2010/wordml" xmlns:w15="http://schemas.microsoft.com/office/word/2012/wordml" xmlns:w16cex="http://schemas.microsoft.com/office/word/2018/wordml/cex" xmlns:w16cid="http://schemas.microsoft.com/office/word/2016/wordml/cid" xmlns:w16="http://schemas.microsoft.com/office/word/2018/wordml" xmlns:w16sdtdh="http://schemas.microsoft.com/office/word/2020/wordml/sdtdatahash" xmlns:w16se="http://schemas.microsoft.com/office/word/2015/wordml/symex" xmlns:wpg="http://schemas.microsoft.com/office/word/2010/wordprocessingGroup" xmlns:wpi="http://schemas.microsoft.com/office/word/2010/wordprocessingInk" xmlns:wne="http://schemas.microsoft.com/office/word/2006/wordml" xmlns:wps="http://schemas.microsoft.com/office/word/2010/wordprocessingShape" mc:Ignorable="w14 w15 w16se w16cid w16 w16cex w16sdtdh wp14">
+<w:ftr xmlns:wpc="http://schemas.microsoft.com/office/word/2010/wordprocessingCanvas" xmlns:cx="http://schemas.microsoft.com/office/drawing/2014/chartex" xmlns:cx1="http://schemas.microsoft.com/office/drawing/2015/9/8/chartex" xmlns:cx2="http://schemas.microsoft.com/office/drawing/2015/10/21/chartex" xmlns:cx3="http://schemas.microsoft.com/office/drawing/2016/5/9/chartex" xmlns:cx4="http://schemas.microsoft.com/office/drawing/2016/5/10/chartex" xmlns:cx5="http://schemas.microsoft.com/office/drawing/2016/5/11/chartex" xmlns:cx6="http://schemas.microsoft.com/office/drawing/2016/5/12/chartex" xmlns:cx7="http://schemas.microsoft.com/office/drawing/2016/5/13/chartex" xmlns:cx8="http://schemas.microsoft.com/office/drawing/2016/5/14/chartex" xmlns:mc="http://schemas.openxmlformats.org/markup-compatibility/2006" xmlns:aink="http://schemas.microsoft.com/office/drawing/2016/ink" xmlns:am3d="http://schemas.microsoft.com/office/drawing/2017/model3d" xmlns:o="urn:schemas-microsoft-com:office:office" xmlns:oel="http://schemas.microsoft.com/office/2019/extlst" xmlns:r="http://schemas.openxmlformats.org/officeDocument/2006/relationships" xmlns:m="http://schemas.openxmlformats.org/officeDocument/2006/math" xmlns:v="urn:schemas-microsoft-com:vml" xmlns:wp14="http://schemas.microsoft.com/office/word/2010/wordprocessingDrawing" xmlns:wp="http://schemas.openxmlformats.org/drawingml/2006/wordprocessingDrawing" xmlns:w10="urn:schemas-microsoft-com:office:word" xmlns:w="http://schemas.openxmlformats.org/wordprocessingml/2006/main" xmlns:w14="http://schemas.microsoft.com/office/word/2010/wordml" xmlns:w15="http://schemas.microsoft.com/office/word/2012/wordml" xmlns:w16cex="http://schemas.microsoft.com/office/word/2018/wordml/cex" xmlns:w16cid="http://schemas.microsoft.com/office/word/2016/wordml/cid" xmlns:w16="http://schemas.microsoft.com/office/word/2018/wordml" xmlns:w16du="http://schemas.microsoft.com/office/word/2023/wordml/word16du" xmlns:w16sdtdh="http://schemas.microsoft.com/office/word/2020/wordml/sdtdatahash" xmlns:w16sdtfl="http://schemas.microsoft.com/office/word/2024/wordml/sdtformatlock" xmlns:w16se="http://schemas.microsoft.com/office/word/2015/wordml/symex" xmlns:wpg="http://schemas.microsoft.com/office/word/2010/wordprocessingGroup" xmlns:wpi="http://schemas.microsoft.com/office/word/2010/wordprocessingInk" xmlns:wne="http://schemas.microsoft.com/office/word/2006/wordml" xmlns:wps="http://schemas.microsoft.com/office/word/2010/wordprocessingShape" mc:Ignorable="w14 w15 w16se w16cid w16 w16cex w16sdtdh w16sdtfl w16du wp14">
   <w:p>
     <w:pPr>
       <w:pStyle w:val="Footer"/>
@@ -228,7 +267,7 @@
 </file>
 
 <file path=word/footer3.xml><?xml version="1.0" encoding="utf-8"?>
-<w:ftr xmlns:wpc="http://schemas.microsoft.com/office/word/2010/wordprocessingCanvas" xmlns:cx="http://schemas.microsoft.com/office/drawing/2014/chartex" xmlns:cx1="http://schemas.microsoft.com/office/drawing/2015/9/8/chartex" xmlns:cx2="http://schemas.microsoft.com/office/drawing/2015/10/21/chartex" xmlns:cx3="http://schemas.microsoft.com/office/drawing/2016/5/9/chartex" xmlns:cx4="http://schemas.microsoft.com/office/drawing/2016/5/10/chartex" xmlns:cx5="http://schemas.microsoft.com/office/drawing/2016/5/11/chartex" xmlns:cx6="http://schemas.microsoft.com/office/drawing/2016/5/12/chartex" xmlns:cx7="http://schemas.microsoft.com/office/drawing/2016/5/13/chartex" xmlns:cx8="http://schemas.microsoft.com/office/drawing/2016/5/14/chartex" xmlns:mc="http://schemas.openxmlformats.org/markup-compatibility/2006" xmlns:aink="http://schemas.microsoft.com/office/drawing/2016/ink" xmlns:am3d="http://schemas.microsoft.com/office/drawing/2017/model3d" xmlns:o="urn:schemas-microsoft-com:office:office" xmlns:oel="http://schemas.microsoft.com/office/2019/extlst" xmlns:r="http://schemas.openxmlformats.org/officeDocument/2006/relationships" xmlns:m="http://schemas.openxmlformats.org/officeDocument/2006/math" xmlns:v="urn:schemas-microsoft-com:vml" xmlns:wp14="http://schemas.microsoft.com/office/word/2010/wordprocessingDrawing" xmlns:wp="http://schemas.openxmlformats.org/drawingml/2006/wordprocessingDrawing" xmlns:w10="urn:schemas-microsoft-com:office:word" xmlns:w="http://schemas.openxmlformats.org/wordprocessingml/2006/main" xmlns:w14="http://schemas.microsoft.com/office/word/2010/wordml" xmlns:w15="http://schemas.microsoft.com/office/word/2012/wordml" xmlns:w16cex="http://schemas.microsoft.com/office/word/2018/wordml/cex" xmlns:w16cid="http://schemas.microsoft.com/office/word/2016/wordml/cid" xmlns:w16="http://schemas.microsoft.com/office/word/2018/wordml" xmlns:w16sdtdh="http://schemas.microsoft.com/office/word/2020/wordml/sdtdatahash" xmlns:w16se="http://schemas.microsoft.com/office/word/2015/wordml/symex" xmlns:wpg="http://schemas.microsoft.com/office/word/2010/wordprocessingGroup" xmlns:wpi="http://schemas.microsoft.com/office/word/2010/wordprocessingInk" xmlns:wne="http://schemas.microsoft.com/office/word/2006/wordml" xmlns:wps="http://schemas.microsoft.com/office/word/2010/wordprocessingShape" mc:Ignorable="w14 w15 w16se w16cid w16 w16cex w16sdtdh wp14">
+<w:ftr xmlns:wpc="http://schemas.microsoft.com/office/word/2010/wordprocessingCanvas" xmlns:cx="http://schemas.microsoft.com/office/drawing/2014/chartex" xmlns:cx1="http://schemas.microsoft.com/office/drawing/2015/9/8/chartex" xmlns:cx2="http://schemas.microsoft.com/office/drawing/2015/10/21/chartex" xmlns:cx3="http://schemas.microsoft.com/office/drawing/2016/5/9/chartex" xmlns:cx4="http://schemas.microsoft.com/office/drawing/2016/5/10/chartex" xmlns:cx5="http://schemas.microsoft.com/office/drawing/2016/5/11/chartex" xmlns:cx6="http://schemas.microsoft.com/office/drawing/2016/5/12/chartex" xmlns:cx7="http://schemas.microsoft.com/office/drawing/2016/5/13/chartex" xmlns:cx8="http://schemas.microsoft.com/office/drawing/2016/5/14/chartex" xmlns:mc="http://schemas.openxmlformats.org/markup-compatibility/2006" xmlns:aink="http://schemas.microsoft.com/office/drawing/2016/ink" xmlns:am3d="http://schemas.microsoft.com/office/drawing/2017/model3d" xmlns:o="urn:schemas-microsoft-com:office:office" xmlns:oel="http://schemas.microsoft.com/office/2019/extlst" xmlns:r="http://schemas.openxmlformats.org/officeDocument/2006/relationships" xmlns:m="http://schemas.openxmlformats.org/officeDocument/2006/math" xmlns:v="urn:schemas-microsoft-com:vml" xmlns:wp14="http://schemas.microsoft.com/office/word/2010/wordprocessingDrawing" xmlns:wp="http://schemas.openxmlformats.org/drawingml/2006/wordprocessingDrawing" xmlns:w10="urn:schemas-microsoft-com:office:word" xmlns:w="http://schemas.openxmlformats.org/wordprocessingml/2006/main" xmlns:w14="http://schemas.microsoft.com/office/word/2010/wordml" xmlns:w15="http://schemas.microsoft.com/office/word/2012/wordml" xmlns:w16cex="http://schemas.microsoft.com/office/word/2018/wordml/cex" xmlns:w16cid="http://schemas.microsoft.com/office/word/2016/wordml/cid" xmlns:w16="http://schemas.microsoft.com/office/word/2018/wordml" xmlns:w16du="http://schemas.microsoft.com/office/word/2023/wordml/word16du" xmlns:w16sdtdh="http://schemas.microsoft.com/office/word/2020/wordml/sdtdatahash" xmlns:w16sdtfl="http://schemas.microsoft.com/office/word/2024/wordml/sdtformatlock" xmlns:w16se="http://schemas.microsoft.com/office/word/2015/wordml/symex" xmlns:wpg="http://schemas.microsoft.com/office/word/2010/wordprocessingGroup" xmlns:wpi="http://schemas.microsoft.com/office/word/2010/wordprocessingInk" xmlns:wne="http://schemas.microsoft.com/office/word/2006/wordml" xmlns:wps="http://schemas.microsoft.com/office/word/2010/wordprocessingShape" mc:Ignorable="w14 w15 w16se w16cid w16 w16cex w16sdtdh w16sdtfl w16du wp14">
   <w:p>
     <w:pPr>
       <w:pStyle w:val="Footer"/>
@@ -238,7 +277,7 @@
 </file>
 
 <file path=word/footnotes.xml><?xml version="1.0" encoding="utf-8"?>
-<w:footnotes xmlns:wpc="http://schemas.microsoft.com/office/word/2010/wordprocessingCanvas" xmlns:cx="http://schemas.microsoft.com/office/drawing/2014/chartex" xmlns:cx1="http://schemas.microsoft.com/office/drawing/2015/9/8/chartex" xmlns:cx2="http://schemas.microsoft.com/office/drawing/2015/10/21/chartex" xmlns:cx3="http://schemas.microsoft.com/office/drawing/2016/5/9/chartex" xmlns:cx4="http://schemas.microsoft.com/office/drawing/2016/5/10/chartex" xmlns:cx5="http://schemas.microsoft.com/office/drawing/2016/5/11/chartex" xmlns:cx6="http://schemas.microsoft.com/office/drawing/2016/5/12/chartex" xmlns:cx7="http://schemas.microsoft.com/office/drawing/2016/5/13/chartex" xmlns:cx8="http://schemas.microsoft.com/office/drawing/2016/5/14/chartex" xmlns:mc="http://schemas.openxmlformats.org/markup-compatibility/2006" xmlns:aink="http://schemas.microsoft.com/office/drawing/2016/ink" xmlns:am3d="http://schemas.microsoft.com/office/drawing/2017/model3d" xmlns:o="urn:schemas-microsoft-com:office:office" xmlns:oel="http://schemas.microsoft.com/office/2019/extlst" xmlns:r="http://schemas.openxmlformats.org/officeDocument/2006/relationships" xmlns:m="http://schemas.openxmlformats.org/officeDocument/2006/math" xmlns:v="urn:schemas-microsoft-com:vml" xmlns:wp14="http://schemas.microsoft.com/office/word/2010/wordprocessingDrawing" xmlns:wp="http://schemas.openxmlformats.org/drawingml/2006/wordprocessingDrawing" xmlns:w10="urn:schemas-microsoft-com:office:word" xmlns:w="http://schemas.openxmlformats.org/wordprocessingml/2006/main" xmlns:w14="http://schemas.microsoft.com/office/word/2010/wordml" xmlns:w15="http://schemas.microsoft.com/office/word/2012/wordml" xmlns:w16cex="http://schemas.microsoft.com/office/word/2018/wordml/cex" xmlns:w16cid="http://schemas.microsoft.com/office/word/2016/wordml/cid" xmlns:w16="http://schemas.microsoft.com/office/word/2018/wordml" xmlns:w16sdtdh="http://schemas.microsoft.com/office/word/2020/wordml/sdtdatahash" xmlns:w16se="http://schemas.microsoft.com/office/word/2015/wordml/symex" xmlns:wpg="http://schemas.microsoft.com/office/word/2010/wordprocessingGroup" xmlns:wpi="http://schemas.microsoft.com/office/word/2010/wordprocessingInk" xmlns:wne="http://schemas.microsoft.com/office/word/2006/wordml" xmlns:wps="http://schemas.microsoft.com/office/word/2010/wordprocessingShape" mc:Ignorable="w14 w15 w16se w16cid w16 w16cex w16sdtdh wp14">
+<w:footnotes xmlns:wpc="http://schemas.microsoft.com/office/word/2010/wordprocessingCanvas" xmlns:cx="http://schemas.microsoft.com/office/drawing/2014/chartex" xmlns:cx1="http://schemas.microsoft.com/office/drawing/2015/9/8/chartex" xmlns:cx2="http://schemas.microsoft.com/office/drawing/2015/10/21/chartex" xmlns:cx3="http://schemas.microsoft.com/office/drawing/2016/5/9/chartex" xmlns:cx4="http://schemas.microsoft.com/office/drawing/2016/5/10/chartex" xmlns:cx5="http://schemas.microsoft.com/office/drawing/2016/5/11/chartex" xmlns:cx6="http://schemas.microsoft.com/office/drawing/2016/5/12/chartex" xmlns:cx7="http://schemas.microsoft.com/office/drawing/2016/5/13/chartex" xmlns:cx8="http://schemas.microsoft.com/office/drawing/2016/5/14/chartex" xmlns:mc="http://schemas.openxmlformats.org/markup-compatibility/2006" xmlns:aink="http://schemas.microsoft.com/office/drawing/2016/ink" xmlns:am3d="http://schemas.microsoft.com/office/drawing/2017/model3d" xmlns:o="urn:schemas-microsoft-com:office:office" xmlns:oel="http://schemas.microsoft.com/office/2019/extlst" xmlns:r="http://schemas.openxmlformats.org/officeDocument/2006/relationships" xmlns:m="http://schemas.openxmlformats.org/officeDocument/2006/math" xmlns:v="urn:schemas-microsoft-com:vml" xmlns:wp14="http://schemas.microsoft.com/office/word/2010/wordprocessingDrawing" xmlns:wp="http://schemas.openxmlformats.org/drawingml/2006/wordprocessingDrawing" xmlns:w10="urn:schemas-microsoft-com:office:word" xmlns:w="http://schemas.openxmlformats.org/wordprocessingml/2006/main" xmlns:w14="http://schemas.microsoft.com/office/word/2010/wordml" xmlns:w15="http://schemas.microsoft.com/office/word/2012/wordml" xmlns:w16cex="http://schemas.microsoft.com/office/word/2018/wordml/cex" xmlns:w16cid="http://schemas.microsoft.com/office/word/2016/wordml/cid" xmlns:w16="http://schemas.microsoft.com/office/word/2018/wordml" xmlns:w16du="http://schemas.microsoft.com/office/word/2023/wordml/word16du" xmlns:w16sdtdh="http://schemas.microsoft.com/office/word/2020/wordml/sdtdatahash" xmlns:w16sdtfl="http://schemas.microsoft.com/office/word/2024/wordml/sdtformatlock" xmlns:w16se="http://schemas.microsoft.com/office/word/2015/wordml/symex" xmlns:wpg="http://schemas.microsoft.com/office/word/2010/wordprocessingGroup" xmlns:wpi="http://schemas.microsoft.com/office/word/2010/wordprocessingInk" xmlns:wne="http://schemas.microsoft.com/office/word/2006/wordml" xmlns:wps="http://schemas.microsoft.com/office/word/2010/wordprocessingShape" mc:Ignorable="w14 w15 w16se w16cid w16 w16cex w16sdtdh w16sdtfl w16du wp14">
   <w:footnote w:type="separator" w:id="-1">
     <w:p>
       <w:pPr>
@@ -263,7 +302,7 @@
 </file>
 
 <file path=word/header1.xml><?xml version="1.0" encoding="utf-8"?>
-<w:hdr xmlns:wpc="http://schemas.microsoft.com/office/word/2010/wordprocessingCanvas" xmlns:cx="http://schemas.microsoft.com/office/drawing/2014/chartex" xmlns:cx1="http://schemas.microsoft.com/office/drawing/2015/9/8/chartex" xmlns:cx2="http://schemas.microsoft.com/office/drawing/2015/10/21/chartex" xmlns:cx3="http://schemas.microsoft.com/office/drawing/2016/5/9/chartex" xmlns:cx4="http://schemas.microsoft.com/office/drawing/2016/5/10/chartex" xmlns:cx5="http://schemas.microsoft.com/office/drawing/2016/5/11/chartex" xmlns:cx6="http://schemas.microsoft.com/office/drawing/2016/5/12/chartex" xmlns:cx7="http://schemas.microsoft.com/office/drawing/2016/5/13/chartex" xmlns:cx8="http://schemas.microsoft.com/office/drawing/2016/5/14/chartex" xmlns:mc="http://schemas.openxmlformats.org/markup-compatibility/2006" xmlns:aink="http://schemas.microsoft.com/office/drawing/2016/ink" xmlns:am3d="http://schemas.microsoft.com/office/drawing/2017/model3d" xmlns:o="urn:schemas-microsoft-com:office:office" xmlns:oel="http://schemas.microsoft.com/office/2019/extlst" xmlns:r="http://schemas.openxmlformats.org/officeDocument/2006/relationships" xmlns:m="http://schemas.openxmlformats.org/officeDocument/2006/math" xmlns:v="urn:schemas-microsoft-com:vml" xmlns:wp14="http://schemas.microsoft.com/office/word/2010/wordprocessingDrawing" xmlns:wp="http://schemas.openxmlformats.org/drawingml/2006/wordprocessingDrawing" xmlns:w10="urn:schemas-microsoft-com:office:word" xmlns:w="http://schemas.openxmlformats.org/wordprocessingml/2006/main" xmlns:w14="http://schemas.microsoft.com/office/word/2010/wordml" xmlns:w15="http://schemas.microsoft.com/office/word/2012/wordml" xmlns:w16cex="http://schemas.microsoft.com/office/word/2018/wordml/cex" xmlns:w16cid="http://schemas.microsoft.com/office/word/2016/wordml/cid" xmlns:w16="http://schemas.microsoft.com/office/word/2018/wordml" xmlns:w16sdtdh="http://schemas.microsoft.com/office/word/2020/wordml/sdtdatahash" xmlns:w16se="http://schemas.microsoft.com/office/word/2015/wordml/symex" xmlns:wpg="http://schemas.microsoft.com/office/word/2010/wordprocessingGroup" xmlns:wpi="http://schemas.microsoft.com/office/word/2010/wordprocessingInk" xmlns:wne="http://schemas.microsoft.com/office/word/2006/wordml" xmlns:wps="http://schemas.microsoft.com/office/word/2010/wordprocessingShape" mc:Ignorable="w14 w15 w16se w16cid w16 w16cex w16sdtdh wp14">
+<w:hdr xmlns:wpc="http://schemas.microsoft.com/office/word/2010/wordprocessingCanvas" xmlns:cx="http://schemas.microsoft.com/office/drawing/2014/chartex" xmlns:cx1="http://schemas.microsoft.com/office/drawing/2015/9/8/chartex" xmlns:cx2="http://schemas.microsoft.com/office/drawing/2015/10/21/chartex" xmlns:cx3="http://schemas.microsoft.com/office/drawing/2016/5/9/chartex" xmlns:cx4="http://schemas.microsoft.com/office/drawing/2016/5/10/chartex" xmlns:cx5="http://schemas.microsoft.com/office/drawing/2016/5/11/chartex" xmlns:cx6="http://schemas.microsoft.com/office/drawing/2016/5/12/chartex" xmlns:cx7="http://schemas.microsoft.com/office/drawing/2016/5/13/chartex" xmlns:cx8="http://schemas.microsoft.com/office/drawing/2016/5/14/chartex" xmlns:mc="http://schemas.openxmlformats.org/markup-compatibility/2006" xmlns:aink="http://schemas.microsoft.com/office/drawing/2016/ink" xmlns:am3d="http://schemas.microsoft.com/office/drawing/2017/model3d" xmlns:o="urn:schemas-microsoft-com:office:office" xmlns:oel="http://schemas.microsoft.com/office/2019/extlst" xmlns:r="http://schemas.openxmlformats.org/officeDocument/2006/relationships" xmlns:m="http://schemas.openxmlformats.org/officeDocument/2006/math" xmlns:v="urn:schemas-microsoft-com:vml" xmlns:wp14="http://schemas.microsoft.com/office/word/2010/wordprocessingDrawing" xmlns:wp="http://schemas.openxmlformats.org/drawingml/2006/wordprocessingDrawing" xmlns:w10="urn:schemas-microsoft-com:office:word" xmlns:w="http://schemas.openxmlformats.org/wordprocessingml/2006/main" xmlns:w14="http://schemas.microsoft.com/office/word/2010/wordml" xmlns:w15="http://schemas.microsoft.com/office/word/2012/wordml" xmlns:w16cex="http://schemas.microsoft.com/office/word/2018/wordml/cex" xmlns:w16cid="http://schemas.microsoft.com/office/word/2016/wordml/cid" xmlns:w16="http://schemas.microsoft.com/office/word/2018/wordml" xmlns:w16du="http://schemas.microsoft.com/office/word/2023/wordml/word16du" xmlns:w16sdtdh="http://schemas.microsoft.com/office/word/2020/wordml/sdtdatahash" xmlns:w16sdtfl="http://schemas.microsoft.com/office/word/2024/wordml/sdtformatlock" xmlns:w16se="http://schemas.microsoft.com/office/word/2015/wordml/symex" xmlns:wpg="http://schemas.microsoft.com/office/word/2010/wordprocessingGroup" xmlns:wpi="http://schemas.microsoft.com/office/word/2010/wordprocessingInk" xmlns:wne="http://schemas.microsoft.com/office/word/2006/wordml" xmlns:wps="http://schemas.microsoft.com/office/word/2010/wordprocessingShape" mc:Ignorable="w14 w15 w16se w16cid w16 w16cex w16sdtdh w16sdtfl w16du wp14">
   <w:p>
     <w:pPr>
       <w:pStyle w:val="Header"/>
@@ -273,7 +312,7 @@
 </file>
 
 <file path=word/header2.xml><?xml version="1.0" encoding="utf-8"?>
-<w:hdr xmlns:wpc="http://schemas.microsoft.com/office/word/2010/wordprocessingCanvas" xmlns:cx="http://schemas.microsoft.com/office/drawing/2014/chartex" xmlns:cx1="http://schemas.microsoft.com/office/drawing/2015/9/8/chartex" xmlns:cx2="http://schemas.microsoft.com/office/drawing/2015/10/21/chartex" xmlns:cx3="http://schemas.microsoft.com/office/drawing/2016/5/9/chartex" xmlns:cx4="http://schemas.microsoft.com/office/drawing/2016/5/10/chartex" xmlns:cx5="http://schemas.microsoft.com/office/drawing/2016/5/11/chartex" xmlns:cx6="http://schemas.microsoft.com/office/drawing/2016/5/12/chartex" xmlns:cx7="http://schemas.microsoft.com/office/drawing/2016/5/13/chartex" xmlns:cx8="http://schemas.microsoft.com/office/drawing/2016/5/14/chartex" xmlns:mc="http://schemas.openxmlformats.org/markup-compatibility/2006" xmlns:aink="http://schemas.microsoft.com/office/drawing/2016/ink" xmlns:am3d="http://schemas.microsoft.com/office/drawing/2017/model3d" xmlns:o="urn:schemas-microsoft-com:office:office" xmlns:oel="http://schemas.microsoft.com/office/2019/extlst" xmlns:r="http://schemas.openxmlformats.org/officeDocument/2006/relationships" xmlns:m="http://schemas.openxmlformats.org/officeDocument/2006/math" xmlns:v="urn:schemas-microsoft-com:vml" xmlns:wp14="http://schemas.microsoft.com/office/word/2010/wordprocessingDrawing" xmlns:wp="http://schemas.openxmlformats.org/drawingml/2006/wordprocessingDrawing" xmlns:w10="urn:schemas-microsoft-com:office:word" xmlns:w="http://schemas.openxmlformats.org/wordprocessingml/2006/main" xmlns:w14="http://schemas.microsoft.com/office/word/2010/wordml" xmlns:w15="http://schemas.microsoft.com/office/word/2012/wordml" xmlns:w16cex="http://schemas.microsoft.com/office/word/2018/wordml/cex" xmlns:w16cid="http://schemas.microsoft.com/office/word/2016/wordml/cid" xmlns:w16="http://schemas.microsoft.com/office/word/2018/wordml" xmlns:w16sdtdh="http://schemas.microsoft.com/office/word/2020/wordml/sdtdatahash" xmlns:w16se="http://schemas.microsoft.com/office/word/2015/wordml/symex" xmlns:wpg="http://schemas.microsoft.com/office/word/2010/wordprocessingGroup" xmlns:wpi="http://schemas.microsoft.com/office/word/2010/wordprocessingInk" xmlns:wne="http://schemas.microsoft.com/office/word/2006/wordml" xmlns:wps="http://schemas.microsoft.com/office/word/2010/wordprocessingShape" mc:Ignorable="w14 w15 w16se w16cid w16 w16cex w16sdtdh wp14">
+<w:hdr xmlns:wpc="http://schemas.microsoft.com/office/word/2010/wordprocessingCanvas" xmlns:cx="http://schemas.microsoft.com/office/drawing/2014/chartex" xmlns:cx1="http://schemas.microsoft.com/office/drawing/2015/9/8/chartex" xmlns:cx2="http://schemas.microsoft.com/office/drawing/2015/10/21/chartex" xmlns:cx3="http://schemas.microsoft.com/office/drawing/2016/5/9/chartex" xmlns:cx4="http://schemas.microsoft.com/office/drawing/2016/5/10/chartex" xmlns:cx5="http://schemas.microsoft.com/office/drawing/2016/5/11/chartex" xmlns:cx6="http://schemas.microsoft.com/office/drawing/2016/5/12/chartex" xmlns:cx7="http://schemas.microsoft.com/office/drawing/2016/5/13/chartex" xmlns:cx8="http://schemas.microsoft.com/office/drawing/2016/5/14/chartex" xmlns:mc="http://schemas.openxmlformats.org/markup-compatibility/2006" xmlns:aink="http://schemas.microsoft.com/office/drawing/2016/ink" xmlns:am3d="http://schemas.microsoft.com/office/drawing/2017/model3d" xmlns:o="urn:schemas-microsoft-com:office:office" xmlns:oel="http://schemas.microsoft.com/office/2019/extlst" xmlns:r="http://schemas.openxmlformats.org/officeDocument/2006/relationships" xmlns:m="http://schemas.openxmlformats.org/officeDocument/2006/math" xmlns:v="urn:schemas-microsoft-com:vml" xmlns:wp14="http://schemas.microsoft.com/office/word/2010/wordprocessingDrawing" xmlns:wp="http://schemas.openxmlformats.org/drawingml/2006/wordprocessingDrawing" xmlns:w10="urn:schemas-microsoft-com:office:word" xmlns:w="http://schemas.openxmlformats.org/wordprocessingml/2006/main" xmlns:w14="http://schemas.microsoft.com/office/word/2010/wordml" xmlns:w15="http://schemas.microsoft.com/office/word/2012/wordml" xmlns:w16cex="http://schemas.microsoft.com/office/word/2018/wordml/cex" xmlns:w16cid="http://schemas.microsoft.com/office/word/2016/wordml/cid" xmlns:w16="http://schemas.microsoft.com/office/word/2018/wordml" xmlns:w16du="http://schemas.microsoft.com/office/word/2023/wordml/word16du" xmlns:w16sdtdh="http://schemas.microsoft.com/office/word/2020/wordml/sdtdatahash" xmlns:w16sdtfl="http://schemas.microsoft.com/office/word/2024/wordml/sdtformatlock" xmlns:w16se="http://schemas.microsoft.com/office/word/2015/wordml/symex" xmlns:wpg="http://schemas.microsoft.com/office/word/2010/wordprocessingGroup" xmlns:wpi="http://schemas.microsoft.com/office/word/2010/wordprocessingInk" xmlns:wne="http://schemas.microsoft.com/office/word/2006/wordml" xmlns:wps="http://schemas.microsoft.com/office/word/2010/wordprocessingShape" mc:Ignorable="w14 w15 w16se w16cid w16 w16cex w16sdtdh w16sdtfl w16du wp14">
   <w:p>
     <w:pPr>
       <w:pStyle w:val="Header"/>
@@ -284,7 +323,7 @@
 </file>
 
 <file path=word/header3.xml><?xml version="1.0" encoding="utf-8"?>
-<w:hdr xmlns:wpc="http://schemas.microsoft.com/office/word/2010/wordprocessingCanvas" xmlns:cx="http://schemas.microsoft.com/office/drawing/2014/chartex" xmlns:cx1="http://schemas.microsoft.com/office/drawing/2015/9/8/chartex" xmlns:cx2="http://schemas.microsoft.com/office/drawing/2015/10/21/chartex" xmlns:cx3="http://schemas.microsoft.com/office/drawing/2016/5/9/chartex" xmlns:cx4="http://schemas.microsoft.com/office/drawing/2016/5/10/chartex" xmlns:cx5="http://schemas.microsoft.com/office/drawing/2016/5/11/chartex" xmlns:cx6="http://schemas.microsoft.com/office/drawing/2016/5/12/chartex" xmlns:cx7="http://schemas.microsoft.com/office/drawing/2016/5/13/chartex" xmlns:cx8="http://schemas.microsoft.com/office/drawing/2016/5/14/chartex" xmlns:mc="http://schemas.openxmlformats.org/markup-compatibility/2006" xmlns:aink="http://schemas.microsoft.com/office/drawing/2016/ink" xmlns:am3d="http://schemas.microsoft.com/office/drawing/2017/model3d" xmlns:o="urn:schemas-microsoft-com:office:office" xmlns:oel="http://schemas.microsoft.com/office/2019/extlst" xmlns:r="http://schemas.openxmlformats.org/officeDocument/2006/relationships" xmlns:m="http://schemas.openxmlformats.org/officeDocument/2006/math" xmlns:v="urn:schemas-microsoft-com:vml" xmlns:wp14="http://schemas.microsoft.com/office/word/2010/wordprocessingDrawing" xmlns:wp="http://schemas.openxmlformats.org/drawingml/2006/wordprocessingDrawing" xmlns:w10="urn:schemas-microsoft-com:office:word" xmlns:w="http://schemas.openxmlformats.org/wordprocessingml/2006/main" xmlns:w14="http://schemas.microsoft.com/office/word/2010/wordml" xmlns:w15="http://schemas.microsoft.com/office/word/2012/wordml" xmlns:w16cex="http://schemas.microsoft.com/office/word/2018/wordml/cex" xmlns:w16cid="http://schemas.microsoft.com/office/word/2016/wordml/cid" xmlns:w16="http://schemas.microsoft.com/office/word/2018/wordml" xmlns:w16sdtdh="http://schemas.microsoft.com/office/word/2020/wordml/sdtdatahash" xmlns:w16se="http://schemas.microsoft.com/office/word/2015/wordml/symex" xmlns:wpg="http://schemas.microsoft.com/office/word/2010/wordprocessingGroup" xmlns:wpi="http://schemas.microsoft.com/office/word/2010/wordprocessingInk" xmlns:wne="http://schemas.microsoft.com/office/word/2006/wordml" xmlns:wps="http://schemas.microsoft.com/office/word/2010/wordprocessingShape" mc:Ignorable="w14 w15 w16se w16cid w16 w16cex w16sdtdh wp14">
+<w:hdr xmlns:wpc="http://schemas.microsoft.com/office/word/2010/wordprocessingCanvas" xmlns:cx="http://schemas.microsoft.com/office/drawing/2014/chartex" xmlns:cx1="http://schemas.microsoft.com/office/drawing/2015/9/8/chartex" xmlns:cx2="http://schemas.microsoft.com/office/drawing/2015/10/21/chartex" xmlns:cx3="http://schemas.microsoft.com/office/drawing/2016/5/9/chartex" xmlns:cx4="http://schemas.microsoft.com/office/drawing/2016/5/10/chartex" xmlns:cx5="http://schemas.microsoft.com/office/drawing/2016/5/11/chartex" xmlns:cx6="http://schemas.microsoft.com/office/drawing/2016/5/12/chartex" xmlns:cx7="http://schemas.microsoft.com/office/drawing/2016/5/13/chartex" xmlns:cx8="http://schemas.microsoft.com/office/drawing/2016/5/14/chartex" xmlns:mc="http://schemas.openxmlformats.org/markup-compatibility/2006" xmlns:aink="http://schemas.microsoft.com/office/drawing/2016/ink" xmlns:am3d="http://schemas.microsoft.com/office/drawing/2017/model3d" xmlns:o="urn:schemas-microsoft-com:office:office" xmlns:oel="http://schemas.microsoft.com/office/2019/extlst" xmlns:r="http://schemas.openxmlformats.org/officeDocument/2006/relationships" xmlns:m="http://schemas.openxmlformats.org/officeDocument/2006/math" xmlns:v="urn:schemas-microsoft-com:vml" xmlns:wp14="http://schemas.microsoft.com/office/word/2010/wordprocessingDrawing" xmlns:wp="http://schemas.openxmlformats.org/drawingml/2006/wordprocessingDrawing" xmlns:w10="urn:schemas-microsoft-com:office:word" xmlns:w="http://schemas.openxmlformats.org/wordprocessingml/2006/main" xmlns:w14="http://schemas.microsoft.com/office/word/2010/wordml" xmlns:w15="http://schemas.microsoft.com/office/word/2012/wordml" xmlns:w16cex="http://schemas.microsoft.com/office/word/2018/wordml/cex" xmlns:w16cid="http://schemas.microsoft.com/office/word/2016/wordml/cid" xmlns:w16="http://schemas.microsoft.com/office/word/2018/wordml" xmlns:w16du="http://schemas.microsoft.com/office/word/2023/wordml/word16du" xmlns:w16sdtdh="http://schemas.microsoft.com/office/word/2020/wordml/sdtdatahash" xmlns:w16sdtfl="http://schemas.microsoft.com/office/word/2024/wordml/sdtformatlock" xmlns:w16se="http://schemas.microsoft.com/office/word/2015/wordml/symex" xmlns:wpg="http://schemas.microsoft.com/office/word/2010/wordprocessingGroup" xmlns:wpi="http://schemas.microsoft.com/office/word/2010/wordprocessingInk" xmlns:wne="http://schemas.microsoft.com/office/word/2006/wordml" xmlns:wps="http://schemas.microsoft.com/office/word/2010/wordprocessingShape" mc:Ignorable="w14 w15 w16se w16cid w16 w16cex w16sdtdh w16sdtfl w16du wp14">
   <w:p>
     <w:pPr>
       <w:pStyle w:val="Header"/>
@@ -293,7 +332,7 @@
     <w:r>
       <w:tab/>
       <w:tab/>
-      <w:t>2026-06-17</w:t>
+      <w:t>2026-06-18</w:t>
       <w:br/>
       <w:br/>
     </w:r>
@@ -306,7 +345,7 @@
 </file>
 
 <file path=word/numbering.xml><?xml version="1.0" encoding="utf-8"?>
-<w:numbering xmlns:wpc="http://schemas.microsoft.com/office/word/2010/wordprocessingCanvas" xmlns:cx="http://schemas.microsoft.com/office/drawing/2014/chartex" xmlns:cx1="http://schemas.microsoft.com/office/drawing/2015/9/8/chartex" xmlns:cx2="http://schemas.microsoft.com/office/drawing/2015/10/21/chartex" xmlns:cx3="http://schemas.microsoft.com/office/drawing/2016/5/9/chartex" xmlns:cx4="http://schemas.microsoft.com/office/drawing/2016/5/10/chartex" xmlns:cx5="http://schemas.microsoft.com/office/drawing/2016/5/11/chartex" xmlns:cx6="http://schemas.microsoft.com/office/drawing/2016/5/12/chartex" xmlns:cx7="http://schemas.microsoft.com/office/drawing/2016/5/13/chartex" xmlns:cx8="http://schemas.microsoft.com/office/drawing/2016/5/14/chartex" xmlns:mc="http://schemas.openxmlformats.org/markup-compatibility/2006" xmlns:aink="http://schemas.microsoft.com/office/drawing/2016/ink" xmlns:am3d="http://schemas.microsoft.com/office/drawing/2017/model3d" xmlns:o="urn:schemas-microsoft-com:office:office" xmlns:oel="http://schemas.microsoft.com/office/2019/extlst" xmlns:r="http://schemas.openxmlformats.org/officeDocument/2006/relationships" xmlns:m="http://schemas.openxmlformats.org/officeDocument/2006/math" xmlns:v="urn:schemas-microsoft-com:vml" xmlns:wp14="http://schemas.microsoft.com/office/word/2010/wordprocessingDrawing" xmlns:wp="http://schemas.openxmlformats.org/drawingml/2006/wordprocessingDrawing" xmlns:w10="urn:schemas-microsoft-com:office:word" xmlns:w="http://schemas.openxmlformats.org/wordprocessingml/2006/main" xmlns:w14="http://schemas.microsoft.com/office/word/2010/wordml" xmlns:w15="http://schemas.microsoft.com/office/word/2012/wordml" xmlns:w16cex="http://schemas.microsoft.com/office/word/2018/wordml/cex" xmlns:w16cid="http://schemas.microsoft.com/office/word/2016/wordml/cid" xmlns:w16="http://schemas.microsoft.com/office/word/2018/wordml" xmlns:w16sdtdh="http://schemas.microsoft.com/office/word/2020/wordml/sdtdatahash" xmlns:w16se="http://schemas.microsoft.com/office/word/2015/wordml/symex" xmlns:wpg="http://schemas.microsoft.com/office/word/2010/wordprocessingGroup" xmlns:wpi="http://schemas.microsoft.com/office/word/2010/wordprocessingInk" xmlns:wne="http://schemas.microsoft.com/office/word/2006/wordml" xmlns:wps="http://schemas.microsoft.com/office/word/2010/wordprocessingShape" mc:Ignorable="w14 w15 w16se w16cid w16 w16cex w16sdtdh wp14">
+<w:numbering xmlns:wpc="http://schemas.microsoft.com/office/word/2010/wordprocessingCanvas" xmlns:cx="http://schemas.microsoft.com/office/drawing/2014/chartex" xmlns:cx1="http://schemas.microsoft.com/office/drawing/2015/9/8/chartex" xmlns:cx2="http://schemas.microsoft.com/office/drawing/2015/10/21/chartex" xmlns:cx3="http://schemas.microsoft.com/office/drawing/2016/5/9/chartex" xmlns:cx4="http://schemas.microsoft.com/office/drawing/2016/5/10/chartex" xmlns:cx5="http://schemas.microsoft.com/office/drawing/2016/5/11/chartex" xmlns:cx6="http://schemas.microsoft.com/office/drawing/2016/5/12/chartex" xmlns:cx7="http://schemas.microsoft.com/office/drawing/2016/5/13/chartex" xmlns:cx8="http://schemas.microsoft.com/office/drawing/2016/5/14/chartex" xmlns:mc="http://schemas.openxmlformats.org/markup-compatibility/2006" xmlns:aink="http://schemas.microsoft.com/office/drawing/2016/ink" xmlns:am3d="http://schemas.microsoft.com/office/drawing/2017/model3d" xmlns:o="urn:schemas-microsoft-com:office:office" xmlns:oel="http://schemas.microsoft.com/office/2019/extlst" xmlns:r="http://schemas.openxmlformats.org/officeDocument/2006/relationships" xmlns:m="http://schemas.openxmlformats.org/officeDocument/2006/math" xmlns:v="urn:schemas-microsoft-com:vml" xmlns:wp14="http://schemas.microsoft.com/office/word/2010/wordprocessingDrawing" xmlns:wp="http://schemas.openxmlformats.org/drawingml/2006/wordprocessingDrawing" xmlns:w10="urn:schemas-microsoft-com:office:word" xmlns:w="http://schemas.openxmlformats.org/wordprocessingml/2006/main" xmlns:w14="http://schemas.microsoft.com/office/word/2010/wordml" xmlns:w15="http://schemas.microsoft.com/office/word/2012/wordml" xmlns:w16cex="http://schemas.microsoft.com/office/word/2018/wordml/cex" xmlns:w16cid="http://schemas.microsoft.com/office/word/2016/wordml/cid" xmlns:w16="http://schemas.microsoft.com/office/word/2018/wordml" xmlns:w16du="http://schemas.microsoft.com/office/word/2023/wordml/word16du" xmlns:w16sdtdh="http://schemas.microsoft.com/office/word/2020/wordml/sdtdatahash" xmlns:w16sdtfl="http://schemas.microsoft.com/office/word/2024/wordml/sdtformatlock" xmlns:w16se="http://schemas.microsoft.com/office/word/2015/wordml/symex" xmlns:wpg="http://schemas.microsoft.com/office/word/2010/wordprocessingGroup" xmlns:wpi="http://schemas.microsoft.com/office/word/2010/wordprocessingInk" xmlns:wne="http://schemas.microsoft.com/office/word/2006/wordml" xmlns:wps="http://schemas.microsoft.com/office/word/2010/wordprocessingShape" mc:Ignorable="w14 w15 w16se w16cid w16 w16cex w16sdtdh w16sdtfl w16du wp14">
   <w:abstractNum w:abstractNumId="0" w15:restartNumberingAfterBreak="0">
     <w:nsid w:val="FFFFFF7C"/>
     <w:multiLevelType w:val="singleLevel"/>
@@ -509,7 +548,7 @@
 </file>
 
 <file path=word/styles.xml><?xml version="1.0" encoding="utf-8"?>
-<w:styles xmlns:mc="http://schemas.openxmlformats.org/markup-compatibility/2006" xmlns:r="http://schemas.openxmlformats.org/officeDocument/2006/relationships" xmlns:w="http://schemas.openxmlformats.org/wordprocessingml/2006/main" xmlns:w14="http://schemas.microsoft.com/office/word/2010/wordml" xmlns:w15="http://schemas.microsoft.com/office/word/2012/wordml" xmlns:w16cex="http://schemas.microsoft.com/office/word/2018/wordml/cex" xmlns:w16cid="http://schemas.microsoft.com/office/word/2016/wordml/cid" xmlns:w16="http://schemas.microsoft.com/office/word/2018/wordml" xmlns:w16sdtdh="http://schemas.microsoft.com/office/word/2020/wordml/sdtdatahash" xmlns:w16se="http://schemas.microsoft.com/office/word/2015/wordml/symex" mc:Ignorable="w14 w15 w16se w16cid w16 w16cex w16sdtdh">
+<w:styles xmlns:mc="http://schemas.openxmlformats.org/markup-compatibility/2006" xmlns:r="http://schemas.openxmlformats.org/officeDocument/2006/relationships" xmlns:w="http://schemas.openxmlformats.org/wordprocessingml/2006/main" xmlns:w14="http://schemas.microsoft.com/office/word/2010/wordml" xmlns:w15="http://schemas.microsoft.com/office/word/2012/wordml" xmlns:w16cex="http://schemas.microsoft.com/office/word/2018/wordml/cex" xmlns:w16cid="http://schemas.microsoft.com/office/word/2016/wordml/cid" xmlns:w16="http://schemas.microsoft.com/office/word/2018/wordml" xmlns:w16du="http://schemas.microsoft.com/office/word/2023/wordml/word16du" xmlns:w16sdtdh="http://schemas.microsoft.com/office/word/2020/wordml/sdtdatahash" xmlns:w16sdtfl="http://schemas.microsoft.com/office/word/2024/wordml/sdtformatlock" xmlns:w16se="http://schemas.microsoft.com/office/word/2015/wordml/symex" mc:Ignorable="w14 w15 w16se w16cid w16 w16cex w16sdtdh w16sdtfl w16du">
   <w:docDefaults>
     <w:rPrDefault>
       <w:rPr>
@@ -1267,7 +1306,7 @@
     <w:link w:val="TitleChar"/>
     <w:uiPriority w:val="10"/>
     <w:qFormat/>
-    <w:rsid w:val="007106C8"/>
+    <w:rsid w:val="00E854FA"/>
     <w:pPr>
       <w:spacing w:after="300" w:line="240" w:lineRule="auto"/>
       <w:contextualSpacing/>
@@ -1277,7 +1316,7 @@
       <w:rFonts w:eastAsiaTheme="majorEastAsia" w:cstheme="majorBidi"/>
       <w:spacing w:val="5"/>
       <w:kern w:val="28"/>
-      <w:sz w:val="52"/>
+      <w:sz w:val="40"/>
       <w:szCs w:val="52"/>
       <w:lang w:val="sv-SE" w:eastAsia="en-US" w:bidi="ar-SA"/>
     </w:rPr>
@@ -1287,12 +1326,12 @@
     <w:basedOn w:val="DefaultParagraphFont"/>
     <w:link w:val="Title"/>
     <w:uiPriority w:val="10"/>
-    <w:rsid w:val="007106C8"/>
+    <w:rsid w:val="00E854FA"/>
     <w:rPr>
       <w:rFonts w:ascii="Times New Roman" w:eastAsiaTheme="majorEastAsia" w:hAnsi="Times New Roman" w:cstheme="majorBidi"/>
       <w:spacing w:val="5"/>
       <w:kern w:val="28"/>
-      <w:sz w:val="52"/>
+      <w:sz w:val="40"/>
       <w:szCs w:val="52"/>
       <w:lang w:val="sv-SE" w:eastAsia="en-US" w:bidi="ar-SA"/>
     </w:rPr>

--- a/tillsyn/A 26931-2026 tillsynsbegäran.docx
+++ b/tillsyn/A 26931-2026 tillsynsbegäran.docx
@@ -332,7 +332,7 @@
     <w:r>
       <w:tab/>
       <w:tab/>
-      <w:t>2026-06-18</w:t>
+      <w:t>2026-06-19</w:t>
       <w:br/>
       <w:br/>
     </w:r>

--- a/tillsyn/A 26931-2026 tillsynsbegäran.docx
+++ b/tillsyn/A 26931-2026 tillsynsbegäran.docx
@@ -332,7 +332,7 @@
     <w:r>
       <w:tab/>
       <w:tab/>
-      <w:t>2026-06-19</w:t>
+      <w:t>2026-06-20</w:t>
       <w:br/>
       <w:br/>
     </w:r>

--- a/tillsyn/A 26931-2026 tillsynsbegäran.docx
+++ b/tillsyn/A 26931-2026 tillsynsbegäran.docx
@@ -12,10 +12,7 @@
     </w:p>
     <w:p>
       <w:r>
-        <w:t>Detta dokument behandlar höga naturvärden i avverkningsanmälan A 26931-2026 i Söderköpings kommun som inkom 2026-06-12 och omfattar 1,2 ha.</w:t>
-      </w:r>
-      <w:r>
-        <w:t xml:space="preserve"> I Figur 1 visas fyndplatser för naturvårdsarter i området, som finns registrerade på Artportalen.</w:t>
+        <w:t>Denna tillsynsbegäran behandlar höga naturvärden i avverkningsanmälan A 26931-2026 i Söderköpings kommun som inkom 2026-06-12 och omfattar 1,2 ha.</w:t>
       </w:r>
     </w:p>
     <w:p>
@@ -25,7 +22,7 @@
       <w:r>
         <w:drawing>
           <wp:inline xmlns:a="http://schemas.openxmlformats.org/drawingml/2006/main" xmlns:pic="http://schemas.openxmlformats.org/drawingml/2006/picture">
-            <wp:extent cx="5082061" cy="5688000"/>
+            <wp:extent cx="5114226" cy="5724000"/>
             <wp:docPr id="1" name="Picture 1"/>
             <wp:cNvGraphicFramePr>
               <a:graphicFrameLocks noChangeAspect="1"/>
@@ -46,7 +43,7 @@
                   <pic:spPr>
                     <a:xfrm>
                       <a:off x="0" y="0"/>
-                      <a:ext cx="5082061" cy="5688000"/>
+                      <a:ext cx="5114226" cy="5724000"/>
                     </a:xfrm>
                     <a:prstGeom prst="rect"/>
                   </pic:spPr>
@@ -63,7 +60,20 @@
         <w:spacing w:after="240"/>
       </w:pPr>
       <w:r>
-        <w:t>Figur 1. Fyndplatser för naturvårdsarter i och inom 24 meter från avverkningsanmälan (röd linje). Inom parentes anges rödlistekategorier, S för signalarter, Tför typiska arter och fridlysningsparagrafer i artskyddsförordningen.Markörer utan svart kant är placerade på fyndplatsen. Markörer med svart kant är placerade vid sidan av fyndplatsen och har ett svart streck som visar fyndplatsens exakta position. Kartans mittpunktskoordinat är N 6479132, E 570085 i SWEREF 99 TM.</w:t>
+        <w:t>Figur 1. Fyndplatser för naturvårdsarter i och inom 24 meter från avverkningsanmälan. Markörer utan svart kant är placerade på fyndplatsen. Markörer med svart kant är placerade vid sidan av fyndplatsen har ett svart streck som visar fyndplatsens exakta position. Kartans mittpunktskoordinat är N 6479132, E 570085 i SWEREF 99 TM.</w:t>
+      </w:r>
+    </w:p>
+    <w:p>
+      <w:r>
+        <w:t>I och inom 24 meter från avverkningsanmälan finns fynd av 10 naturvårdsarter, varav 5 är rödlistade, 2 är fridlysta, 2 är typiska (T) och 3 är signalarter (S): gyllensopp (VU), gullklubba (NT), kandelabersvamp (NT, T), persiljespindling (NT), svart skogssnigel (NT), björksplintborre (S), noshornsoxe (S), rävticka (S, T), vanlig groda (§6) och vanlig padda (§6). Se Figur 1.</w:t>
+      </w:r>
+    </w:p>
+    <w:p>
+      <w:pPr>
+        <w:pStyle w:val="Heading1"/>
+      </w:pPr>
+      <w:r>
+        <w:t>Tillsynsbegäran</w:t>
       </w:r>
     </w:p>
     <w:p>
@@ -77,47 +87,16 @@
       </w:r>
     </w:p>
     <w:p>
-      <w:r>
-        <w:t>Nedan beskrivs fynd av naturvårdsarter och fridlysta arter som gjorts i det avverkningsanmälda området.</w:t>
-      </w:r>
-    </w:p>
-    <w:p>
       <w:pPr>
         <w:pStyle w:val="Heading1"/>
       </w:pPr>
       <w:r>
-        <w:t>Naturvårdsarter</w:t>
+        <w:t>Naturvårdsarter och fridlysta arter</w:t>
       </w:r>
     </w:p>
     <w:p>
       <w:r>
-        <w:t>I och inom 24 meter från avverkningsanmälan har följande 10 naturvårdsarter hittats: gyllensopp (VU), gullklubba (NT), kandelabersvamp (NT, T), persiljespindling (NT), svart skogssnigel (NT), björksplintborre (S), noshornsoxe (S), rävticka (S, T), vanlig groda (§6) och vanlig padda (§6). Av dessa är 5 rödlistade. För rödlistade arter har rödlistekategorin angivits inom parentes. Arter som är signalarter enligt Skogsstyrelsen har markerats med (S). Typiska arter inom Natura 2000 som är kopplade till skogsekosystem har markerats med (T). För fridlysta arter anges även paragrafen i Artskyddsförordningen som arten är fridlyst enligt.</w:t>
-      </w:r>
-    </w:p>
-    <w:p>
-      <w:r>
-        <w:t>De påträffade naturvårdsarterna är ett tydligt kvitto på att det rör sig om en skog med höga naturvärden.</w:t>
-      </w:r>
-    </w:p>
-    <w:p>
-      <w:pPr>
-        <w:pStyle w:val="Heading2"/>
-      </w:pPr>
-      <w:r>
-        <w:t>Fridlysta arter</w:t>
-      </w:r>
-    </w:p>
-    <w:p>
-      <w:r>
-        <w:t>Följande fridlysta arter har sina livsmiljöer och växtplatser i den avverkningsanmälda skogen: vanlig groda (§6) och vanlig padda (§6).</w:t>
-      </w:r>
-    </w:p>
-    <w:p>
-      <w:pPr>
-        <w:pStyle w:val="Heading2"/>
-      </w:pPr>
-      <w:r>
-        <w:t>Övriga naturvårdsarter</w:t>
+        <w:t>Nedan följer beskrivningar av de naturvårdsarter och fridlysta arter som har sina livsmiljöer och växtplatser i den avverkningsanmälda skogen. De påträffade naturvårdsarterna är ett tydligt kvitto på att det rör sig om en skog med höga naturvärden.</w:t>
       </w:r>
     </w:p>
     <w:p>
@@ -125,10 +104,10 @@
         <w:rPr>
           <w:b/>
         </w:rPr>
-        <w:t xml:space="preserve">Björksplintborre </w:t>
+        <w:t xml:space="preserve">Gyllensopp (VU) </w:t>
       </w:r>
       <w:r>
-        <w:t>är en skalbagge vars larvutveckling sker i bark på nyligen döda björkar, både stående träd och vindfällen. En prydlig rad med runda ventilationshål i barken ovanför modergången är synnerligen karaktäristiskt. Arten är knuten till lövrika blandskogar med en hög andel gamla träd, och starkt gynnad av naturliga störningar som torka, översvämningar, brand och stormfällningar. Talrika gnagspår kan tyda på biotoper med höga naturvärden, exempelvis för ovanliga hackspettar och andra, mer sällsynta vedinsekter. Larverna är omtyckt hackspettsföda (SLU Artdatabanken, 2025).</w:t>
+        <w:t>är en värmekrävande art som bildar mykorrhiza med ek i gläntor, bryn och gles ekskog, gärna i betade ekhagar liksom med bok i bokskogar med lång kontinuitet. Troligen är den kalkgynnad. Avverkning av värdträd samt nedläggning av bete med åtföljande igenväxning är negativt för arten. Ekskogar och ekhagar får inte avverkas eller tillåtas att växa igen eller planteras med barrskog (SLU Artdatabanken, 2024).</w:t>
       </w:r>
     </w:p>
     <w:p>
@@ -140,17 +119,6 @@
       </w:r>
       <w:r>
         <w:t>är en liten gelésvamp med mycket exklusiva substratkrav. Den är nedbrytare på grov, gammal ved av ek, oftast på barklösa högstubbar och liggande stammar i ädellövskog, helst ljusöppen ekskog med inslag av mycket gamla träd. Borttagande av värdträd och andra fallna grova ekar på växtplatsen utgör det främsta hotet. Arten hotas på sikt av att olikåldriga bestånd av ek i hagmarks- och skogsmiljö avverkas och/eller förtätas på grund av upphörd hävd (SLU Artdatabanken, 2025).</w:t>
-      </w:r>
-    </w:p>
-    <w:p>
-      <w:r>
-        <w:rPr>
-          <w:b/>
-        </w:rPr>
-        <w:t xml:space="preserve">Gyllensopp (VU) </w:t>
-      </w:r>
-      <w:r>
-        <w:t>är en värmekrävande art som bildar mykorrhiza med ek i gläntor, bryn och gles ekskog, gärna i betade ekhagar liksom med bok i bokskogar med lång kontinuitet. Troligen är den kalkgynnad. Avverkning av värdträd samt nedläggning av bete med åtföljande igenväxning är negativt för arten. Ekskogar och ekhagar får inte avverkas eller tillåtas att växa igen eller planteras med barrskog (SLU Artdatabanken, 2024).</w:t>
       </w:r>
     </w:p>
     <w:p>
@@ -182,6 +150,17 @@
       </w:r>
       <w:r>
         <w:t xml:space="preserve"> bildar mykorrhiza med tall, gran och bok i ängsgranskog, kalktallskog och i ängsbokskog på rikare mark. Minskningstakten uppgår till 15 % inom 50 år och bedöms vara nära gränsvärdet för Sårbar (VU). (A2c+3c+4c). Persiljespindlingen hotas av avverkningar och är särskilt känslig eftersom den är knuten till äldre, produktiv barrskog, d.v.s. en skogstyp som är en bristvara i skyddade områden i Sverige och som samtidigt försvinner i snabb takt genom slutavverkningar. Skyddet för äldre ört- och kalkrika barrskogar med trädkontinuitet måste öka och oskyddade bokskogar med persiljespindling måste få ett formellt skydd i form av biotopskydd eller naturreservat (SLU Artdatabanken, 2024).</w:t>
+      </w:r>
+    </w:p>
+    <w:p>
+      <w:r>
+        <w:rPr>
+          <w:b/>
+        </w:rPr>
+        <w:t xml:space="preserve">Björksplintborre </w:t>
+      </w:r>
+      <w:r>
+        <w:t>är en skalbagge vars larvutveckling sker i bark på nyligen döda björkar, både stående träd och vindfällen. En prydlig rad med runda ventilationshål i barken ovanför modergången är synnerligen karaktäristiskt. Arten är knuten till lövrika blandskogar med en hög andel gamla träd, och starkt gynnad av naturliga störningar som torka, översvämningar, brand och stormfällningar. Talrika gnagspår kan tyda på biotoper med höga naturvärden, exempelvis för ovanliga hackspettar och andra, mer sällsynta vedinsekter. Larverna är omtyckt hackspettsföda (SLU Artdatabanken, 2025).</w:t>
       </w:r>
     </w:p>
     <w:p>
@@ -332,7 +311,7 @@
     <w:r>
       <w:tab/>
       <w:tab/>
-      <w:t>2026-06-20</w:t>
+      <w:t>2026-06-21</w:t>
       <w:br/>
       <w:br/>
     </w:r>

--- a/tillsyn/A 26931-2026 tillsynsbegäran.docx
+++ b/tillsyn/A 26931-2026 tillsynsbegäran.docx
@@ -311,7 +311,7 @@
     <w:r>
       <w:tab/>
       <w:tab/>
-      <w:t>2026-06-21</w:t>
+      <w:t>2026-06-22</w:t>
       <w:br/>
       <w:br/>
     </w:r>

--- a/tillsyn/A 26931-2026 tillsynsbegäran.docx
+++ b/tillsyn/A 26931-2026 tillsynsbegäran.docx
@@ -311,7 +311,7 @@
     <w:r>
       <w:tab/>
       <w:tab/>
-      <w:t>2026-06-22</w:t>
+      <w:t>2026-06-23</w:t>
       <w:br/>
       <w:br/>
     </w:r>

--- a/tillsyn/A 26931-2026 tillsynsbegäran.docx
+++ b/tillsyn/A 26931-2026 tillsynsbegäran.docx
@@ -311,7 +311,7 @@
     <w:r>
       <w:tab/>
       <w:tab/>
-      <w:t>2026-06-23</w:t>
+      <w:t>2026-06-24</w:t>
       <w:br/>
       <w:br/>
     </w:r>

--- a/tillsyn/A 26931-2026 tillsynsbegäran.docx
+++ b/tillsyn/A 26931-2026 tillsynsbegäran.docx
@@ -311,7 +311,7 @@
     <w:r>
       <w:tab/>
       <w:tab/>
-      <w:t>2026-06-24</w:t>
+      <w:t>2026-06-25</w:t>
       <w:br/>
       <w:br/>
     </w:r>

--- a/tillsyn/A 26931-2026 tillsynsbegäran.docx
+++ b/tillsyn/A 26931-2026 tillsynsbegäran.docx
@@ -311,7 +311,7 @@
     <w:r>
       <w:tab/>
       <w:tab/>
-      <w:t>2026-06-25</w:t>
+      <w:t>2026-06-26</w:t>
       <w:br/>
       <w:br/>
     </w:r>

--- a/tillsyn/A 26931-2026 tillsynsbegäran.docx
+++ b/tillsyn/A 26931-2026 tillsynsbegäran.docx
@@ -311,7 +311,7 @@
     <w:r>
       <w:tab/>
       <w:tab/>
-      <w:t>2026-06-26</w:t>
+      <w:t>2026-06-27</w:t>
       <w:br/>
       <w:br/>
     </w:r>

--- a/tillsyn/A 26931-2026 tillsynsbegäran.docx
+++ b/tillsyn/A 26931-2026 tillsynsbegäran.docx
@@ -311,7 +311,7 @@
     <w:r>
       <w:tab/>
       <w:tab/>
-      <w:t>2026-06-27</w:t>
+      <w:t>2026-06-28</w:t>
       <w:br/>
       <w:br/>
     </w:r>

--- a/tillsyn/A 26931-2026 tillsynsbegäran.docx
+++ b/tillsyn/A 26931-2026 tillsynsbegäran.docx
@@ -311,7 +311,7 @@
     <w:r>
       <w:tab/>
       <w:tab/>
-      <w:t>2026-06-28</w:t>
+      <w:t>2026-06-29</w:t>
       <w:br/>
       <w:br/>
     </w:r>

--- a/tillsyn/A 26931-2026 tillsynsbegäran.docx
+++ b/tillsyn/A 26931-2026 tillsynsbegäran.docx
@@ -311,7 +311,7 @@
     <w:r>
       <w:tab/>
       <w:tab/>
-      <w:t>2026-06-29</w:t>
+      <w:t>2026-06-30</w:t>
       <w:br/>
       <w:br/>
     </w:r>

--- a/tillsyn/A 26931-2026 tillsynsbegäran.docx
+++ b/tillsyn/A 26931-2026 tillsynsbegäran.docx
@@ -311,7 +311,7 @@
     <w:r>
       <w:tab/>
       <w:tab/>
-      <w:t>2026-06-30</w:t>
+      <w:t>2026-07-01</w:t>
       <w:br/>
       <w:br/>
     </w:r>

--- a/tillsyn/A 26931-2026 tillsynsbegäran.docx
+++ b/tillsyn/A 26931-2026 tillsynsbegäran.docx
@@ -311,7 +311,7 @@
     <w:r>
       <w:tab/>
       <w:tab/>
-      <w:t>2026-07-01</w:t>
+      <w:t>2026-07-02</w:t>
       <w:br/>
       <w:br/>
     </w:r>

--- a/tillsyn/A 26931-2026 tillsynsbegäran.docx
+++ b/tillsyn/A 26931-2026 tillsynsbegäran.docx
@@ -311,7 +311,7 @@
     <w:r>
       <w:tab/>
       <w:tab/>
-      <w:t>2026-07-13</w:t>
+      <w:t>2026-07-14</w:t>
       <w:br/>
       <w:br/>
     </w:r>

--- a/tillsyn/A 26931-2026 tillsynsbegäran.docx
+++ b/tillsyn/A 26931-2026 tillsynsbegäran.docx
@@ -311,7 +311,7 @@
     <w:r>
       <w:tab/>
       <w:tab/>
-      <w:t>2026-07-14</w:t>
+      <w:t>2026-07-15</w:t>
       <w:br/>
       <w:br/>
     </w:r>

--- a/tillsyn/A 26931-2026 tillsynsbegäran.docx
+++ b/tillsyn/A 26931-2026 tillsynsbegäran.docx
@@ -311,7 +311,7 @@
     <w:r>
       <w:tab/>
       <w:tab/>
-      <w:t>2026-07-15</w:t>
+      <w:t>2026-07-16</w:t>
       <w:br/>
       <w:br/>
     </w:r>

--- a/tillsyn/A 26931-2026 tillsynsbegäran.docx
+++ b/tillsyn/A 26931-2026 tillsynsbegäran.docx
@@ -311,7 +311,7 @@
     <w:r>
       <w:tab/>
       <w:tab/>
-      <w:t>2026-07-16</w:t>
+      <w:t>2026-07-17</w:t>
       <w:br/>
       <w:br/>
     </w:r>

--- a/tillsyn/A 26931-2026 tillsynsbegäran.docx
+++ b/tillsyn/A 26931-2026 tillsynsbegäran.docx
@@ -311,7 +311,7 @@
     <w:r>
       <w:tab/>
       <w:tab/>
-      <w:t>2026-07-17</w:t>
+      <w:t>2026-07-18</w:t>
       <w:br/>
       <w:br/>
     </w:r>

--- a/tillsyn/A 26931-2026 tillsynsbegäran.docx
+++ b/tillsyn/A 26931-2026 tillsynsbegäran.docx
@@ -311,7 +311,7 @@
     <w:r>
       <w:tab/>
       <w:tab/>
-      <w:t>2026-07-18</w:t>
+      <w:t>2026-07-19</w:t>
       <w:br/>
       <w:br/>
     </w:r>

--- a/tillsyn/A 26931-2026 tillsynsbegäran.docx
+++ b/tillsyn/A 26931-2026 tillsynsbegäran.docx
@@ -311,7 +311,7 @@
     <w:r>
       <w:tab/>
       <w:tab/>
-      <w:t>2026-07-19</w:t>
+      <w:t>2026-07-20</w:t>
       <w:br/>
       <w:br/>
     </w:r>

--- a/tillsyn/A 26931-2026 tillsynsbegäran.docx
+++ b/tillsyn/A 26931-2026 tillsynsbegäran.docx
@@ -311,7 +311,7 @@
     <w:r>
       <w:tab/>
       <w:tab/>
-      <w:t>2026-07-20</w:t>
+      <w:t>2026-07-21</w:t>
       <w:br/>
       <w:br/>
     </w:r>

--- a/tillsyn/A 26931-2026 tillsynsbegäran.docx
+++ b/tillsyn/A 26931-2026 tillsynsbegäran.docx
@@ -311,7 +311,7 @@
     <w:r>
       <w:tab/>
       <w:tab/>
-      <w:t>2026-07-21</w:t>
+      <w:t>2026-07-22</w:t>
       <w:br/>
       <w:br/>
     </w:r>

--- a/tillsyn/A 26931-2026 tillsynsbegäran.docx
+++ b/tillsyn/A 26931-2026 tillsynsbegäran.docx
@@ -311,7 +311,7 @@
     <w:r>
       <w:tab/>
       <w:tab/>
-      <w:t>2026-07-22</w:t>
+      <w:t>2026-07-23</w:t>
       <w:br/>
       <w:br/>
     </w:r>

--- a/tillsyn/A 26931-2026 tillsynsbegäran.docx
+++ b/tillsyn/A 26931-2026 tillsynsbegäran.docx
@@ -311,7 +311,7 @@
     <w:r>
       <w:tab/>
       <w:tab/>
-      <w:t>2026-07-23</w:t>
+      <w:t>2026-07-24</w:t>
       <w:br/>
       <w:br/>
     </w:r>

--- a/tillsyn/A 26931-2026 tillsynsbegäran.docx
+++ b/tillsyn/A 26931-2026 tillsynsbegäran.docx
@@ -311,7 +311,7 @@
     <w:r>
       <w:tab/>
       <w:tab/>
-      <w:t>2026-07-24</w:t>
+      <w:t>2026-07-25</w:t>
       <w:br/>
       <w:br/>
     </w:r>

--- a/tillsyn/A 26931-2026 tillsynsbegäran.docx
+++ b/tillsyn/A 26931-2026 tillsynsbegäran.docx
@@ -311,7 +311,7 @@
     <w:r>
       <w:tab/>
       <w:tab/>
-      <w:t>2026-07-25</w:t>
+      <w:t>2026-07-26</w:t>
       <w:br/>
       <w:br/>
     </w:r>

--- a/tillsyn/A 26931-2026 tillsynsbegäran.docx
+++ b/tillsyn/A 26931-2026 tillsynsbegäran.docx
@@ -311,7 +311,7 @@
     <w:r>
       <w:tab/>
       <w:tab/>
-      <w:t>2026-07-26</w:t>
+      <w:t>2026-07-27</w:t>
       <w:br/>
       <w:br/>
     </w:r>

--- a/tillsyn/A 26931-2026 tillsynsbegäran.docx
+++ b/tillsyn/A 26931-2026 tillsynsbegäran.docx
@@ -311,7 +311,7 @@
     <w:r>
       <w:tab/>
       <w:tab/>
-      <w:t>2026-07-27</w:t>
+      <w:t>2026-07-28</w:t>
       <w:br/>
       <w:br/>
     </w:r>

--- a/tillsyn/A 26931-2026 tillsynsbegäran.docx
+++ b/tillsyn/A 26931-2026 tillsynsbegäran.docx
@@ -311,7 +311,7 @@
     <w:r>
       <w:tab/>
       <w:tab/>
-      <w:t>2026-07-28</w:t>
+      <w:t>2026-07-29</w:t>
       <w:br/>
       <w:br/>
     </w:r>

--- a/tillsyn/A 26931-2026 tillsynsbegäran.docx
+++ b/tillsyn/A 26931-2026 tillsynsbegäran.docx
@@ -311,7 +311,7 @@
     <w:r>
       <w:tab/>
       <w:tab/>
-      <w:t>2026-07-29</w:t>
+      <w:t>2026-07-30</w:t>
       <w:br/>
       <w:br/>
     </w:r>

--- a/tillsyn/A 26931-2026 tillsynsbegäran.docx
+++ b/tillsyn/A 26931-2026 tillsynsbegäran.docx
@@ -311,7 +311,7 @@
     <w:r>
       <w:tab/>
       <w:tab/>
-      <w:t>2026-07-30</w:t>
+      <w:t>2026-07-31</w:t>
       <w:br/>
       <w:br/>
     </w:r>

--- a/tillsyn/A 26931-2026 tillsynsbegäran.docx
+++ b/tillsyn/A 26931-2026 tillsynsbegäran.docx
@@ -311,7 +311,7 @@
     <w:r>
       <w:tab/>
       <w:tab/>
-      <w:t>2026-07-31</w:t>
+      <w:t>2026-08-01</w:t>
       <w:br/>
       <w:br/>
     </w:r>

--- a/tillsyn/A 26931-2026 tillsynsbegäran.docx
+++ b/tillsyn/A 26931-2026 tillsynsbegäran.docx
@@ -311,7 +311,7 @@
     <w:r>
       <w:tab/>
       <w:tab/>
-      <w:t>2026-08-01</w:t>
+      <w:t>2026-08-02</w:t>
       <w:br/>
       <w:br/>
     </w:r>

--- a/tillsyn/A 26931-2026 tillsynsbegäran.docx
+++ b/tillsyn/A 26931-2026 tillsynsbegäran.docx
@@ -311,7 +311,7 @@
     <w:r>
       <w:tab/>
       <w:tab/>
-      <w:t>2026-08-02</w:t>
+      <w:t>2026-08-03</w:t>
       <w:br/>
       <w:br/>
     </w:r>

--- a/tillsyn/A 26931-2026 tillsynsbegäran.docx
+++ b/tillsyn/A 26931-2026 tillsynsbegäran.docx
@@ -311,7 +311,7 @@
     <w:r>
       <w:tab/>
       <w:tab/>
-      <w:t>2026-08-03</w:t>
+      <w:t>2026-08-05</w:t>
       <w:br/>
       <w:br/>
     </w:r>

--- a/tillsyn/A 26931-2026 tillsynsbegäran.docx
+++ b/tillsyn/A 26931-2026 tillsynsbegäran.docx
@@ -311,7 +311,7 @@
     <w:r>
       <w:tab/>
       <w:tab/>
-      <w:t>2026-08-05</w:t>
+      <w:t>2026-08-07</w:t>
       <w:br/>
       <w:br/>
     </w:r>

--- a/tillsyn/A 26931-2026 tillsynsbegäran.docx
+++ b/tillsyn/A 26931-2026 tillsynsbegäran.docx
@@ -311,7 +311,7 @@
     <w:r>
       <w:tab/>
       <w:tab/>
-      <w:t>2026-08-07</w:t>
+      <w:t>2026-08-08</w:t>
       <w:br/>
       <w:br/>
     </w:r>

--- a/tillsyn/A 26931-2026 tillsynsbegäran.docx
+++ b/tillsyn/A 26931-2026 tillsynsbegäran.docx
@@ -60,7 +60,7 @@
         <w:spacing w:after="240"/>
       </w:pPr>
       <w:r>
-        <w:t>Figur 1. Fyndplatser för naturvårdsarter i och inom 24 meter från avverkningsanmälan. Markörer utan svart kant är placerade på fyndplatsen. Markörer med svart kant är placerade vid sidan av fyndplatsen har ett svart streck som visar fyndplatsens exakta position. Kartans mittpunktskoordinat är N 6479132, E 570085 i SWEREF 99 TM.</w:t>
+        <w:t>Figur 1. Fyndplatser för naturvårdsarter i och inom 24 meter från avverkningsanmälan. Markörer utan svart kant är placerade på fyndplatsen. Markörer med svart kant är placerade vid sidan av fyndplatsen och har ett svart streck som visar fyndplatsens exakta position. Kartans mittpunktskoordinat är N 6479132, E 570085 i SWEREF 99 TM.</w:t>
       </w:r>
     </w:p>
     <w:p>
@@ -311,7 +311,7 @@
     <w:r>
       <w:tab/>
       <w:tab/>
-      <w:t>2026-08-14</w:t>
+      <w:t>2026-08-15</w:t>
       <w:br/>
       <w:br/>
     </w:r>

--- a/tillsyn/A 26931-2026 tillsynsbegäran.docx
+++ b/tillsyn/A 26931-2026 tillsynsbegäran.docx
@@ -311,7 +311,7 @@
     <w:r>
       <w:tab/>
       <w:tab/>
-      <w:t>2026-08-15</w:t>
+      <w:t>2026-08-16</w:t>
       <w:br/>
       <w:br/>
     </w:r>

--- a/tillsyn/A 26931-2026 tillsynsbegäran.docx
+++ b/tillsyn/A 26931-2026 tillsynsbegäran.docx
@@ -311,7 +311,7 @@
     <w:r>
       <w:tab/>
       <w:tab/>
-      <w:t>2026-08-16</w:t>
+      <w:t>2026-08-17</w:t>
       <w:br/>
       <w:br/>
     </w:r>

--- a/tillsyn/A 26931-2026 tillsynsbegäran.docx
+++ b/tillsyn/A 26931-2026 tillsynsbegäran.docx
@@ -311,7 +311,7 @@
     <w:r>
       <w:tab/>
       <w:tab/>
-      <w:t>2026-08-17</w:t>
+      <w:t>2026-08-18</w:t>
       <w:br/>
       <w:br/>
     </w:r>

--- a/tillsyn/A 26931-2026 tillsynsbegäran.docx
+++ b/tillsyn/A 26931-2026 tillsynsbegäran.docx
@@ -311,7 +311,7 @@
     <w:r>
       <w:tab/>
       <w:tab/>
-      <w:t>2026-08-18</w:t>
+      <w:t>2026-08-19</w:t>
       <w:br/>
       <w:br/>
     </w:r>

--- a/tillsyn/A 26931-2026 tillsynsbegäran.docx
+++ b/tillsyn/A 26931-2026 tillsynsbegäran.docx
@@ -311,7 +311,7 @@
     <w:r>
       <w:tab/>
       <w:tab/>
-      <w:t>2026-08-19</w:t>
+      <w:t>2026-08-20</w:t>
       <w:br/>
       <w:br/>
     </w:r>

--- a/tillsyn/A 26931-2026 tillsynsbegäran.docx
+++ b/tillsyn/A 26931-2026 tillsynsbegäran.docx
@@ -311,7 +311,7 @@
     <w:r>
       <w:tab/>
       <w:tab/>
-      <w:t>2026-08-20</w:t>
+      <w:t>2026-08-21</w:t>
       <w:br/>
       <w:br/>
     </w:r>

--- a/tillsyn/A 26931-2026 tillsynsbegäran.docx
+++ b/tillsyn/A 26931-2026 tillsynsbegäran.docx
@@ -311,7 +311,7 @@
     <w:r>
       <w:tab/>
       <w:tab/>
-      <w:t>2026-08-21</w:t>
+      <w:t>2026-08-22</w:t>
       <w:br/>
       <w:br/>
     </w:r>

--- a/tillsyn/A 26931-2026 tillsynsbegäran.docx
+++ b/tillsyn/A 26931-2026 tillsynsbegäran.docx
@@ -311,7 +311,7 @@
     <w:r>
       <w:tab/>
       <w:tab/>
-      <w:t>2026-08-22</w:t>
+      <w:t>2026-08-23</w:t>
       <w:br/>
       <w:br/>
     </w:r>

--- a/tillsyn/A 26931-2026 tillsynsbegäran.docx
+++ b/tillsyn/A 26931-2026 tillsynsbegäran.docx
@@ -311,7 +311,7 @@
     <w:r>
       <w:tab/>
       <w:tab/>
-      <w:t>2026-08-23</w:t>
+      <w:t>2026-08-24</w:t>
       <w:br/>
       <w:br/>
     </w:r>

--- a/tillsyn/A 26931-2026 tillsynsbegäran.docx
+++ b/tillsyn/A 26931-2026 tillsynsbegäran.docx
@@ -311,7 +311,7 @@
     <w:r>
       <w:tab/>
       <w:tab/>
-      <w:t>2026-08-24</w:t>
+      <w:t>2026-08-25</w:t>
       <w:br/>
       <w:br/>
     </w:r>

--- a/tillsyn/A 26931-2026 tillsynsbegäran.docx
+++ b/tillsyn/A 26931-2026 tillsynsbegäran.docx
@@ -311,7 +311,7 @@
     <w:r>
       <w:tab/>
       <w:tab/>
-      <w:t>2026-08-25</w:t>
+      <w:t>2026-08-26</w:t>
       <w:br/>
       <w:br/>
     </w:r>

--- a/tillsyn/A 26931-2026 tillsynsbegäran.docx
+++ b/tillsyn/A 26931-2026 tillsynsbegäran.docx
@@ -311,7 +311,7 @@
     <w:r>
       <w:tab/>
       <w:tab/>
-      <w:t>2026-08-26</w:t>
+      <w:t>2026-08-27</w:t>
       <w:br/>
       <w:br/>
     </w:r>

--- a/tillsyn/A 26931-2026 tillsynsbegäran.docx
+++ b/tillsyn/A 26931-2026 tillsynsbegäran.docx
@@ -311,7 +311,7 @@
     <w:r>
       <w:tab/>
       <w:tab/>
-      <w:t>2026-08-27</w:t>
+      <w:t>2026-08-28</w:t>
       <w:br/>
       <w:br/>
     </w:r>

--- a/tillsyn/A 26931-2026 tillsynsbegäran.docx
+++ b/tillsyn/A 26931-2026 tillsynsbegäran.docx
@@ -311,7 +311,7 @@
     <w:r>
       <w:tab/>
       <w:tab/>
-      <w:t>2026-08-28</w:t>
+      <w:t>2026-08-29</w:t>
       <w:br/>
       <w:br/>
     </w:r>

--- a/tillsyn/A 26931-2026 tillsynsbegäran.docx
+++ b/tillsyn/A 26931-2026 tillsynsbegäran.docx
@@ -311,7 +311,7 @@
     <w:r>
       <w:tab/>
       <w:tab/>
-      <w:t>2026-08-29</w:t>
+      <w:t>2026-08-31</w:t>
       <w:br/>
       <w:br/>
     </w:r>

--- a/tillsyn/A 26931-2026 tillsynsbegäran.docx
+++ b/tillsyn/A 26931-2026 tillsynsbegäran.docx
@@ -311,7 +311,7 @@
     <w:r>
       <w:tab/>
       <w:tab/>
-      <w:t>2026-08-31</w:t>
+      <w:t>2026-09-01</w:t>
       <w:br/>
       <w:br/>
     </w:r>

--- a/tillsyn/A 26931-2026 tillsynsbegäran.docx
+++ b/tillsyn/A 26931-2026 tillsynsbegäran.docx
@@ -311,7 +311,7 @@
     <w:r>
       <w:tab/>
       <w:tab/>
-      <w:t>2026-09-01</w:t>
+      <w:t>2026-09-02</w:t>
       <w:br/>
       <w:br/>
     </w:r>

--- a/tillsyn/A 26931-2026 tillsynsbegäran.docx
+++ b/tillsyn/A 26931-2026 tillsynsbegäran.docx
@@ -311,7 +311,7 @@
     <w:r>
       <w:tab/>
       <w:tab/>
-      <w:t>2026-09-02</w:t>
+      <w:t>2026-09-03</w:t>
       <w:br/>
       <w:br/>
     </w:r>

--- a/tillsyn/A 26931-2026 tillsynsbegäran.docx
+++ b/tillsyn/A 26931-2026 tillsynsbegäran.docx
@@ -311,7 +311,7 @@
     <w:r>
       <w:tab/>
       <w:tab/>
-      <w:t>2026-09-03</w:t>
+      <w:t>2026-09-04</w:t>
       <w:br/>
       <w:br/>
     </w:r>

--- a/tillsyn/A 26931-2026 tillsynsbegäran.docx
+++ b/tillsyn/A 26931-2026 tillsynsbegäran.docx
@@ -311,7 +311,7 @@
     <w:r>
       <w:tab/>
       <w:tab/>
-      <w:t>2026-09-04</w:t>
+      <w:t>2026-09-05</w:t>
       <w:br/>
       <w:br/>
     </w:r>

--- a/tillsyn/A 26931-2026 tillsynsbegäran.docx
+++ b/tillsyn/A 26931-2026 tillsynsbegäran.docx
@@ -311,7 +311,7 @@
     <w:r>
       <w:tab/>
       <w:tab/>
-      <w:t>2026-09-05</w:t>
+      <w:t>2026-09-06</w:t>
       <w:br/>
       <w:br/>
     </w:r>

--- a/tillsyn/A 26931-2026 tillsynsbegäran.docx
+++ b/tillsyn/A 26931-2026 tillsynsbegäran.docx
@@ -311,7 +311,7 @@
     <w:r>
       <w:tab/>
       <w:tab/>
-      <w:t>2026-09-06</w:t>
+      <w:t>2026-09-07</w:t>
       <w:br/>
       <w:br/>
     </w:r>

--- a/tillsyn/A 26931-2026 tillsynsbegäran.docx
+++ b/tillsyn/A 26931-2026 tillsynsbegäran.docx
@@ -311,7 +311,7 @@
     <w:r>
       <w:tab/>
       <w:tab/>
-      <w:t>2026-09-07</w:t>
+      <w:t>2026-09-08</w:t>
       <w:br/>
       <w:br/>
     </w:r>

--- a/tillsyn/A 26931-2026 tillsynsbegäran.docx
+++ b/tillsyn/A 26931-2026 tillsynsbegäran.docx
@@ -311,7 +311,7 @@
     <w:r>
       <w:tab/>
       <w:tab/>
-      <w:t>2026-09-08</w:t>
+      <w:t>2026-09-09</w:t>
       <w:br/>
       <w:br/>
     </w:r>

--- a/tillsyn/A 26931-2026 tillsynsbegäran.docx
+++ b/tillsyn/A 26931-2026 tillsynsbegäran.docx
@@ -311,7 +311,7 @@
     <w:r>
       <w:tab/>
       <w:tab/>
-      <w:t>2026-09-09</w:t>
+      <w:t>2026-09-10</w:t>
       <w:br/>
       <w:br/>
     </w:r>

--- a/tillsyn/A 26931-2026 tillsynsbegäran.docx
+++ b/tillsyn/A 26931-2026 tillsynsbegäran.docx
@@ -311,7 +311,7 @@
     <w:r>
       <w:tab/>
       <w:tab/>
-      <w:t>2026-09-10</w:t>
+      <w:t>2026-09-11</w:t>
       <w:br/>
       <w:br/>
     </w:r>

--- a/tillsyn/A 26931-2026 tillsynsbegäran.docx
+++ b/tillsyn/A 26931-2026 tillsynsbegäran.docx
@@ -311,7 +311,7 @@
     <w:r>
       <w:tab/>
       <w:tab/>
-      <w:t>2026-09-11</w:t>
+      <w:t>2026-09-12</w:t>
       <w:br/>
       <w:br/>
     </w:r>
